--- a/docs/Bao_cao_BT01_IoT_Lumi_Smart_Home.docx
+++ b/docs/Bao_cao_BT01_IoT_Lumi_Smart_Home.docx
@@ -82,17 +82,25 @@
     <w:p/>
     <w:p/>
     <w:p/>
+    <w:p/>
+    <w:p/>
+    <w:p/>
     <w:p>
       <w:pPr>
         <w:spacing w:after="120"/>
         <w:ind w:left="3118"/>
         <w:jc w:val="left"/>
+        <w:rPr>
+          <w:sz w:val="28"/>
+          <w:szCs w:val="32"/>
+        </w:rPr>
       </w:pPr>
       <w:proofErr w:type="spellStart"/>
       <w:r>
         <w:rPr>
           <w:b/>
-          <w:sz w:val="22"/>
+          <w:sz w:val="32"/>
+          <w:szCs w:val="32"/>
         </w:rPr>
         <w:t>Nhóm</w:t>
       </w:r>
@@ -100,15 +108,80 @@
       <w:r>
         <w:rPr>
           <w:b/>
-          <w:sz w:val="22"/>
-        </w:rPr>
-        <w:t xml:space="preserve">: </w:t>
-      </w:r>
-      <w:r>
-        <w:rPr>
-          <w:sz w:val="22"/>
-        </w:rPr>
-        <w:t>........................................................</w:t>
+          <w:sz w:val="32"/>
+          <w:szCs w:val="32"/>
+        </w:rPr>
+        <w:t xml:space="preserve"> </w:t>
+      </w:r>
+      <w:proofErr w:type="spellStart"/>
+      <w:r>
+        <w:rPr>
+          <w:b/>
+          <w:sz w:val="32"/>
+          <w:szCs w:val="32"/>
+        </w:rPr>
+        <w:t>thực</w:t>
+      </w:r>
+      <w:proofErr w:type="spellEnd"/>
+      <w:r>
+        <w:rPr>
+          <w:b/>
+          <w:sz w:val="32"/>
+          <w:szCs w:val="32"/>
+        </w:rPr>
+        <w:t xml:space="preserve"> </w:t>
+      </w:r>
+      <w:proofErr w:type="spellStart"/>
+      <w:r>
+        <w:rPr>
+          <w:b/>
+          <w:sz w:val="32"/>
+          <w:szCs w:val="32"/>
+        </w:rPr>
+        <w:t>hiện</w:t>
+      </w:r>
+      <w:proofErr w:type="spellEnd"/>
+      <w:r>
+        <w:rPr>
+          <w:b/>
+          <w:sz w:val="32"/>
+          <w:szCs w:val="32"/>
+        </w:rPr>
+        <w:t>:</w:t>
+      </w:r>
+      <w:r>
+        <w:rPr>
+          <w:b/>
+          <w:sz w:val="32"/>
+          <w:szCs w:val="32"/>
+        </w:rPr>
+        <w:t xml:space="preserve"> </w:t>
+      </w:r>
+      <w:proofErr w:type="spellStart"/>
+      <w:r>
+        <w:rPr>
+          <w:bCs/>
+          <w:sz w:val="32"/>
+          <w:szCs w:val="32"/>
+        </w:rPr>
+        <w:t>Nhóm</w:t>
+      </w:r>
+      <w:proofErr w:type="spellEnd"/>
+      <w:r>
+        <w:rPr>
+          <w:bCs/>
+          <w:sz w:val="32"/>
+          <w:szCs w:val="32"/>
+        </w:rPr>
+        <w:t xml:space="preserve"> </w:t>
+      </w:r>
+      <w:r>
+        <w:rPr>
+          <w:bCs/>
+          <w:sz w:val="32"/>
+          <w:szCs w:val="32"/>
+        </w:rPr>
+        <w:t>9</w:t>
       </w:r>
     </w:p>
     <w:p>
@@ -116,44 +189,137 @@
         <w:spacing w:after="120"/>
         <w:ind w:left="3118"/>
         <w:jc w:val="left"/>
+        <w:rPr>
+          <w:b/>
+          <w:sz w:val="32"/>
+          <w:szCs w:val="32"/>
+        </w:rPr>
       </w:pPr>
-      <w:proofErr w:type="spellStart"/>
       <w:r>
         <w:rPr>
           <w:b/>
-          <w:sz w:val="22"/>
-        </w:rPr>
-        <w:t>Nhóm</w:t>
-      </w:r>
-      <w:proofErr w:type="spellEnd"/>
+          <w:sz w:val="32"/>
+          <w:szCs w:val="32"/>
+        </w:rPr>
+        <w:t xml:space="preserve">Thành </w:t>
+      </w:r>
+      <w:proofErr w:type="spellStart"/>
       <w:r>
         <w:rPr>
           <w:b/>
-          <w:sz w:val="22"/>
-        </w:rPr>
-        <w:t xml:space="preserve"> </w:t>
-      </w:r>
-      <w:proofErr w:type="spellStart"/>
+          <w:sz w:val="32"/>
+          <w:szCs w:val="32"/>
+        </w:rPr>
+        <w:t>viên</w:t>
+      </w:r>
+      <w:proofErr w:type="spellEnd"/>
       <w:r>
         <w:rPr>
           <w:b/>
-          <w:sz w:val="22"/>
-        </w:rPr>
-        <w:t>trưởng</w:t>
-      </w:r>
-      <w:proofErr w:type="spellEnd"/>
-      <w:r>
-        <w:rPr>
-          <w:b/>
-          <w:sz w:val="22"/>
+          <w:sz w:val="32"/>
+          <w:szCs w:val="32"/>
         </w:rPr>
         <w:t xml:space="preserve">: </w:t>
       </w:r>
-      <w:r>
-        <w:rPr>
-          <w:sz w:val="22"/>
-        </w:rPr>
-        <w:t>........................................................</w:t>
+    </w:p>
+    <w:p>
+      <w:pPr>
+        <w:pStyle w:val="oancuaDanhsach"/>
+        <w:numPr>
+          <w:ilvl w:val="0"/>
+          <w:numId w:val="10"/>
+        </w:numPr>
+        <w:spacing w:after="120"/>
+        <w:jc w:val="left"/>
+        <w:rPr>
+          <w:bCs/>
+          <w:sz w:val="32"/>
+          <w:szCs w:val="32"/>
+        </w:rPr>
+      </w:pPr>
+      <w:r>
+        <w:rPr>
+          <w:bCs/>
+          <w:sz w:val="32"/>
+          <w:szCs w:val="32"/>
+        </w:rPr>
+        <w:t xml:space="preserve">Phạm Ngọc </w:t>
+      </w:r>
+      <w:proofErr w:type="spellStart"/>
+      <w:r>
+        <w:rPr>
+          <w:bCs/>
+          <w:sz w:val="32"/>
+          <w:szCs w:val="32"/>
+        </w:rPr>
+        <w:t>Hưng</w:t>
+      </w:r>
+      <w:proofErr w:type="spellEnd"/>
+      <w:r>
+        <w:rPr>
+          <w:bCs/>
+          <w:sz w:val="32"/>
+          <w:szCs w:val="32"/>
+        </w:rPr>
+        <w:t xml:space="preserve"> 20235342</w:t>
+      </w:r>
+    </w:p>
+    <w:p>
+      <w:pPr>
+        <w:pStyle w:val="oancuaDanhsach"/>
+        <w:numPr>
+          <w:ilvl w:val="0"/>
+          <w:numId w:val="10"/>
+        </w:numPr>
+        <w:spacing w:after="120"/>
+        <w:jc w:val="left"/>
+        <w:rPr>
+          <w:bCs/>
+          <w:sz w:val="32"/>
+          <w:szCs w:val="32"/>
+        </w:rPr>
+      </w:pPr>
+      <w:proofErr w:type="spellStart"/>
+      <w:r>
+        <w:rPr>
+          <w:bCs/>
+          <w:sz w:val="32"/>
+          <w:szCs w:val="32"/>
+        </w:rPr>
+        <w:t>Khương</w:t>
+      </w:r>
+      <w:proofErr w:type="spellEnd"/>
+      <w:r>
+        <w:rPr>
+          <w:bCs/>
+          <w:sz w:val="32"/>
+          <w:szCs w:val="32"/>
+        </w:rPr>
+        <w:t xml:space="preserve"> Anh Tài 20235421</w:t>
+      </w:r>
+    </w:p>
+    <w:p>
+      <w:pPr>
+        <w:pStyle w:val="oancuaDanhsach"/>
+        <w:numPr>
+          <w:ilvl w:val="0"/>
+          <w:numId w:val="10"/>
+        </w:numPr>
+        <w:spacing w:after="120"/>
+        <w:jc w:val="left"/>
+        <w:rPr>
+          <w:bCs/>
+          <w:sz w:val="28"/>
+          <w:szCs w:val="32"/>
+        </w:rPr>
+      </w:pPr>
+      <w:r>
+        <w:rPr>
+          <w:bCs/>
+          <w:sz w:val="32"/>
+          <w:szCs w:val="32"/>
+        </w:rPr>
+        <w:t>Bùi Trung Hoàng 20235333</w:t>
       </w:r>
     </w:p>
     <w:p>
@@ -161,19 +327,35 @@
         <w:spacing w:after="120"/>
         <w:ind w:left="3118"/>
         <w:jc w:val="left"/>
+        <w:rPr>
+          <w:sz w:val="28"/>
+          <w:szCs w:val="32"/>
+        </w:rPr>
       </w:pPr>
+      <w:proofErr w:type="spellStart"/>
       <w:r>
         <w:rPr>
           <w:b/>
-          <w:sz w:val="22"/>
-        </w:rPr>
-        <w:t xml:space="preserve">Thành </w:t>
-      </w:r>
-      <w:proofErr w:type="spellStart"/>
+          <w:sz w:val="32"/>
+          <w:szCs w:val="32"/>
+        </w:rPr>
+        <w:t>Giảng</w:t>
+      </w:r>
+      <w:proofErr w:type="spellEnd"/>
       <w:r>
         <w:rPr>
           <w:b/>
-          <w:sz w:val="22"/>
+          <w:sz w:val="32"/>
+          <w:szCs w:val="32"/>
+        </w:rPr>
+        <w:t xml:space="preserve"> </w:t>
+      </w:r>
+      <w:proofErr w:type="spellStart"/>
+      <w:r>
+        <w:rPr>
+          <w:b/>
+          <w:sz w:val="32"/>
+          <w:szCs w:val="32"/>
         </w:rPr>
         <w:t>viên</w:t>
       </w:r>
@@ -181,62 +363,32 @@
       <w:r>
         <w:rPr>
           <w:b/>
-          <w:sz w:val="22"/>
+          <w:sz w:val="32"/>
+          <w:szCs w:val="32"/>
         </w:rPr>
         <w:t xml:space="preserve">: </w:t>
       </w:r>
       <w:r>
         <w:rPr>
-          <w:sz w:val="22"/>
-        </w:rPr>
-        <w:t>........................................................</w:t>
+          <w:sz w:val="32"/>
+          <w:szCs w:val="32"/>
+        </w:rPr>
+        <w:t>Lê Bá Vui</w:t>
       </w:r>
     </w:p>
-    <w:p>
-      <w:pPr>
-        <w:spacing w:after="120"/>
-        <w:ind w:left="3118"/>
-        <w:jc w:val="left"/>
-      </w:pPr>
-      <w:proofErr w:type="spellStart"/>
-      <w:r>
-        <w:rPr>
-          <w:b/>
-          <w:sz w:val="22"/>
-        </w:rPr>
-        <w:t>Giảng</w:t>
-      </w:r>
-      <w:proofErr w:type="spellEnd"/>
-      <w:r>
-        <w:rPr>
-          <w:b/>
-          <w:sz w:val="22"/>
-        </w:rPr>
-        <w:t xml:space="preserve"> </w:t>
-      </w:r>
-      <w:proofErr w:type="spellStart"/>
-      <w:r>
-        <w:rPr>
-          <w:b/>
-          <w:sz w:val="22"/>
-        </w:rPr>
-        <w:t>viên</w:t>
-      </w:r>
-      <w:proofErr w:type="spellEnd"/>
-      <w:r>
-        <w:rPr>
-          <w:b/>
-          <w:sz w:val="22"/>
-        </w:rPr>
-        <w:t xml:space="preserve">: </w:t>
-      </w:r>
-      <w:r>
-        <w:rPr>
-          <w:sz w:val="22"/>
-        </w:rPr>
-        <w:t>........................................................</w:t>
-      </w:r>
-    </w:p>
+    <w:p/>
+    <w:p/>
+    <w:p/>
+    <w:p/>
+    <w:p/>
+    <w:p/>
+    <w:p/>
+    <w:p/>
+    <w:p/>
+    <w:p/>
+    <w:p/>
+    <w:p/>
+    <w:p/>
     <w:p/>
     <w:p/>
     <w:p/>
@@ -268,17 +420,12 @@
         <w:t>, 2026</w:t>
       </w:r>
     </w:p>
-    <w:p>
-      <w:r>
-        <w:br w:type="page"/>
-      </w:r>
-    </w:p>
+    <w:p/>
     <w:p>
       <w:pPr>
         <w:pStyle w:val="H1X"/>
       </w:pPr>
       <w:r>
-        <w:lastRenderedPageBreak/>
         <w:t>1. GIỚI THIỆU HỆ THỐNG</w:t>
       </w:r>
     </w:p>
@@ -3016,21 +3163,7 @@
               <w:rPr>
                 <w:szCs w:val="21"/>
               </w:rPr>
-              <w:t>, camera/</w:t>
-            </w:r>
-            <w:proofErr w:type="gramStart"/>
-            <w:r>
-              <w:rPr>
-                <w:szCs w:val="21"/>
-              </w:rPr>
-              <w:t>an</w:t>
-            </w:r>
-            <w:proofErr w:type="gramEnd"/>
-            <w:r>
-              <w:rPr>
-                <w:szCs w:val="21"/>
-              </w:rPr>
-              <w:t xml:space="preserve"> </w:t>
+              <w:t xml:space="preserve">, camera/an </w:t>
             </w:r>
             <w:proofErr w:type="spellStart"/>
             <w:r>
@@ -8264,21 +8397,12 @@
                 <w:szCs w:val="20"/>
               </w:rPr>
             </w:pPr>
-            <w:proofErr w:type="gramStart"/>
-            <w:r>
-              <w:rPr>
-                <w:sz w:val="20"/>
-                <w:szCs w:val="20"/>
-              </w:rPr>
-              <w:t>An</w:t>
-            </w:r>
-            <w:proofErr w:type="gramEnd"/>
-            <w:r>
-              <w:rPr>
-                <w:sz w:val="20"/>
-                <w:szCs w:val="20"/>
-              </w:rPr>
-              <w:t xml:space="preserve"> </w:t>
+            <w:r>
+              <w:rPr>
+                <w:sz w:val="20"/>
+                <w:szCs w:val="20"/>
+              </w:rPr>
+              <w:t xml:space="preserve">An </w:t>
             </w:r>
             <w:proofErr w:type="spellStart"/>
             <w:r>
@@ -25833,23 +25957,7 @@
                 <w:sz w:val="20"/>
                 <w:szCs w:val="20"/>
               </w:rPr>
-              <w:t xml:space="preserve"> firmware </w:t>
-            </w:r>
-            <w:proofErr w:type="gramStart"/>
-            <w:r>
-              <w:rPr>
-                <w:sz w:val="20"/>
-                <w:szCs w:val="20"/>
-              </w:rPr>
-              <w:t>do</w:t>
-            </w:r>
-            <w:proofErr w:type="gramEnd"/>
-            <w:r>
-              <w:rPr>
-                <w:sz w:val="20"/>
-                <w:szCs w:val="20"/>
-              </w:rPr>
-              <w:t xml:space="preserve"> Lumi </w:t>
+              <w:t xml:space="preserve"> firmware do Lumi </w:t>
             </w:r>
             <w:proofErr w:type="spellStart"/>
             <w:r>
@@ -33746,21 +33854,12 @@
                 <w:szCs w:val="20"/>
               </w:rPr>
             </w:pPr>
-            <w:proofErr w:type="gramStart"/>
-            <w:r>
-              <w:rPr>
-                <w:sz w:val="20"/>
-                <w:szCs w:val="20"/>
-              </w:rPr>
-              <w:t>An</w:t>
-            </w:r>
-            <w:proofErr w:type="gramEnd"/>
-            <w:r>
-              <w:rPr>
-                <w:sz w:val="20"/>
-                <w:szCs w:val="20"/>
-              </w:rPr>
-              <w:t xml:space="preserve"> </w:t>
+            <w:r>
+              <w:rPr>
+                <w:sz w:val="20"/>
+                <w:szCs w:val="20"/>
+              </w:rPr>
+              <w:t xml:space="preserve">An </w:t>
             </w:r>
             <w:proofErr w:type="spellStart"/>
             <w:r>
@@ -38249,15 +38348,7 @@
       </w:r>
       <w:proofErr w:type="spellEnd"/>
       <w:r>
-        <w:t xml:space="preserve"> rule </w:t>
-      </w:r>
-      <w:proofErr w:type="gramStart"/>
-      <w:r>
-        <w:t>an</w:t>
-      </w:r>
-      <w:proofErr w:type="gramEnd"/>
-      <w:r>
-        <w:t xml:space="preserve"> </w:t>
+        <w:t xml:space="preserve"> rule an </w:t>
       </w:r>
       <w:proofErr w:type="spellStart"/>
       <w:r>
@@ -39130,11 +39221,91 @@
     <w:p>
       <w:pPr>
         <w:spacing w:after="100" w:line="240" w:lineRule="auto"/>
+        <w:rPr>
+          <w:sz w:val="19"/>
+        </w:rPr>
       </w:pPr>
       <w:r>
         <w:rPr>
           <w:sz w:val="19"/>
         </w:rPr>
+        <w:t xml:space="preserve">Danh </w:t>
+      </w:r>
+      <w:proofErr w:type="spellStart"/>
+      <w:r>
+        <w:rPr>
+          <w:sz w:val="19"/>
+        </w:rPr>
+        <w:t>mục</w:t>
+      </w:r>
+      <w:proofErr w:type="spellEnd"/>
+      <w:r>
+        <w:rPr>
+          <w:sz w:val="19"/>
+        </w:rPr>
+        <w:t xml:space="preserve"> </w:t>
+      </w:r>
+      <w:proofErr w:type="spellStart"/>
+      <w:r>
+        <w:rPr>
+          <w:sz w:val="19"/>
+        </w:rPr>
+        <w:t>sản</w:t>
+      </w:r>
+      <w:proofErr w:type="spellEnd"/>
+      <w:r>
+        <w:rPr>
+          <w:sz w:val="19"/>
+        </w:rPr>
+        <w:t xml:space="preserve"> </w:t>
+      </w:r>
+      <w:proofErr w:type="spellStart"/>
+      <w:r>
+        <w:rPr>
+          <w:sz w:val="19"/>
+        </w:rPr>
+        <w:t>phẩm</w:t>
+      </w:r>
+      <w:proofErr w:type="spellEnd"/>
+      <w:r>
+        <w:rPr>
+          <w:sz w:val="19"/>
+        </w:rPr>
+        <w:t>, “Catalogue_Lumi_Smarthome_2026 New” [</w:t>
+      </w:r>
+      <w:hyperlink r:id="rId9" w:history="1">
+        <w:r>
+          <w:rPr>
+            <w:rStyle w:val="Siuktni"/>
+            <w:sz w:val="19"/>
+          </w:rPr>
+          <w:t xml:space="preserve">Liên </w:t>
+        </w:r>
+        <w:proofErr w:type="spellStart"/>
+        <w:r>
+          <w:rPr>
+            <w:rStyle w:val="Siuktni"/>
+            <w:sz w:val="19"/>
+          </w:rPr>
+          <w:t>kết</w:t>
+        </w:r>
+        <w:proofErr w:type="spellEnd"/>
+      </w:hyperlink>
+      <w:r>
+        <w:rPr>
+          <w:sz w:val="19"/>
+        </w:rPr>
+        <w:t>]</w:t>
+      </w:r>
+    </w:p>
+    <w:p>
+      <w:pPr>
+        <w:spacing w:after="100" w:line="240" w:lineRule="auto"/>
+      </w:pPr>
+      <w:r>
+        <w:rPr>
+          <w:sz w:val="19"/>
+        </w:rPr>
         <w:t xml:space="preserve">[1] Lumi Việt Nam (2021), “Welcome </w:t>
       </w:r>
       <w:proofErr w:type="spellStart"/>
@@ -39361,27 +39532,13 @@
         </w:rPr>
         <w:t xml:space="preserve">”. </w:t>
       </w:r>
-      <w:hyperlink r:id="rId9">
+      <w:hyperlink r:id="rId10">
         <w:r>
           <w:rPr>
             <w:color w:val="0563C1"/>
             <w:u w:val="single"/>
           </w:rPr>
-          <w:t>[Liê</w:t>
-        </w:r>
-        <w:r>
-          <w:rPr>
-            <w:color w:val="0563C1"/>
-            <w:u w:val="single"/>
-          </w:rPr>
-          <w:t>n</w:t>
-        </w:r>
-        <w:r>
-          <w:rPr>
-            <w:color w:val="0563C1"/>
-            <w:u w:val="single"/>
-          </w:rPr>
-          <w:t xml:space="preserve"> </w:t>
+          <w:t xml:space="preserve">[Liên </w:t>
         </w:r>
         <w:proofErr w:type="spellStart"/>
         <w:r>
@@ -39495,20 +39652,13 @@
         </w:rPr>
         <w:t xml:space="preserve">, LAN/Wi‑Fi, firmware. </w:t>
       </w:r>
-      <w:hyperlink r:id="rId10">
+      <w:hyperlink r:id="rId11">
         <w:r>
           <w:rPr>
             <w:color w:val="0563C1"/>
             <w:u w:val="single"/>
           </w:rPr>
-          <w:t>[Liên</w:t>
-        </w:r>
-        <w:r>
-          <w:rPr>
-            <w:color w:val="0563C1"/>
-            <w:u w:val="single"/>
-          </w:rPr>
-          <w:t xml:space="preserve"> </w:t>
+          <w:t xml:space="preserve">[Liên </w:t>
         </w:r>
         <w:proofErr w:type="spellStart"/>
         <w:r>
@@ -39636,27 +39786,13 @@
         </w:rPr>
         <w:t xml:space="preserve">”. </w:t>
       </w:r>
-      <w:hyperlink r:id="rId11">
+      <w:hyperlink r:id="rId12">
         <w:r>
           <w:rPr>
             <w:color w:val="0563C1"/>
             <w:u w:val="single"/>
           </w:rPr>
-          <w:t>[Liê</w:t>
-        </w:r>
-        <w:r>
-          <w:rPr>
-            <w:color w:val="0563C1"/>
-            <w:u w:val="single"/>
-          </w:rPr>
-          <w:t>n</w:t>
-        </w:r>
-        <w:r>
-          <w:rPr>
-            <w:color w:val="0563C1"/>
-            <w:u w:val="single"/>
-          </w:rPr>
-          <w:t xml:space="preserve"> </w:t>
+          <w:t xml:space="preserve">[Liên </w:t>
         </w:r>
         <w:proofErr w:type="spellStart"/>
         <w:r>
@@ -39910,210 +40046,13 @@
         </w:rPr>
         <w:t xml:space="preserve"> 25/09/2026). </w:t>
       </w:r>
-      <w:hyperlink r:id="rId12">
+      <w:hyperlink r:id="rId13">
         <w:r>
           <w:rPr>
             <w:color w:val="0563C1"/>
             <w:u w:val="single"/>
           </w:rPr>
           <w:t xml:space="preserve">[Liên </w:t>
-        </w:r>
-        <w:proofErr w:type="spellStart"/>
-        <w:r>
-          <w:rPr>
-            <w:color w:val="0563C1"/>
-            <w:u w:val="single"/>
-          </w:rPr>
-          <w:t>k</w:t>
-        </w:r>
-        <w:r>
-          <w:rPr>
-            <w:color w:val="0563C1"/>
-            <w:u w:val="single"/>
-          </w:rPr>
-          <w:t>ết</w:t>
-        </w:r>
-        <w:proofErr w:type="spellEnd"/>
-        <w:r>
-          <w:rPr>
-            <w:color w:val="0563C1"/>
-            <w:u w:val="single"/>
-          </w:rPr>
-          <w:t>]</w:t>
-        </w:r>
-      </w:hyperlink>
-    </w:p>
-    <w:p>
-      <w:pPr>
-        <w:spacing w:after="100" w:line="240" w:lineRule="auto"/>
-      </w:pPr>
-      <w:r>
-        <w:rPr>
-          <w:sz w:val="19"/>
-        </w:rPr>
-        <w:t xml:space="preserve">[5] </w:t>
-      </w:r>
-      <w:proofErr w:type="spellStart"/>
-      <w:r>
-        <w:rPr>
-          <w:sz w:val="19"/>
-        </w:rPr>
-        <w:t>VnExpress</w:t>
-      </w:r>
-      <w:proofErr w:type="spellEnd"/>
-      <w:r>
-        <w:rPr>
-          <w:sz w:val="19"/>
-        </w:rPr>
-        <w:t xml:space="preserve"> (19/05/2023), “</w:t>
-      </w:r>
-      <w:proofErr w:type="spellStart"/>
-      <w:r>
-        <w:rPr>
-          <w:sz w:val="19"/>
-        </w:rPr>
-        <w:t>Hành</w:t>
-      </w:r>
-      <w:proofErr w:type="spellEnd"/>
-      <w:r>
-        <w:rPr>
-          <w:sz w:val="19"/>
-        </w:rPr>
-        <w:t xml:space="preserve"> </w:t>
-      </w:r>
-      <w:proofErr w:type="spellStart"/>
-      <w:r>
-        <w:rPr>
-          <w:sz w:val="19"/>
-        </w:rPr>
-        <w:t>trình</w:t>
-      </w:r>
-      <w:proofErr w:type="spellEnd"/>
-      <w:r>
-        <w:rPr>
-          <w:sz w:val="19"/>
-        </w:rPr>
-        <w:t xml:space="preserve"> Lumi </w:t>
-      </w:r>
-      <w:proofErr w:type="spellStart"/>
-      <w:r>
-        <w:rPr>
-          <w:sz w:val="19"/>
-        </w:rPr>
-        <w:t>phát</w:t>
-      </w:r>
-      <w:proofErr w:type="spellEnd"/>
-      <w:r>
-        <w:rPr>
-          <w:sz w:val="19"/>
-        </w:rPr>
-        <w:t xml:space="preserve"> </w:t>
-      </w:r>
-      <w:proofErr w:type="spellStart"/>
-      <w:r>
-        <w:rPr>
-          <w:sz w:val="19"/>
-        </w:rPr>
-        <w:t>triển</w:t>
-      </w:r>
-      <w:proofErr w:type="spellEnd"/>
-      <w:r>
-        <w:rPr>
-          <w:sz w:val="19"/>
-        </w:rPr>
-        <w:t xml:space="preserve"> </w:t>
-      </w:r>
-      <w:proofErr w:type="spellStart"/>
-      <w:r>
-        <w:rPr>
-          <w:sz w:val="19"/>
-        </w:rPr>
-        <w:t>sản</w:t>
-      </w:r>
-      <w:proofErr w:type="spellEnd"/>
-      <w:r>
-        <w:rPr>
-          <w:sz w:val="19"/>
-        </w:rPr>
-        <w:t xml:space="preserve"> </w:t>
-      </w:r>
-      <w:proofErr w:type="spellStart"/>
-      <w:r>
-        <w:rPr>
-          <w:sz w:val="19"/>
-        </w:rPr>
-        <w:t>phẩm</w:t>
-      </w:r>
-      <w:proofErr w:type="spellEnd"/>
-      <w:r>
-        <w:rPr>
-          <w:sz w:val="19"/>
-        </w:rPr>
-        <w:t xml:space="preserve"> </w:t>
-      </w:r>
-      <w:proofErr w:type="spellStart"/>
-      <w:r>
-        <w:rPr>
-          <w:sz w:val="19"/>
-        </w:rPr>
-        <w:t>smarthome</w:t>
-      </w:r>
-      <w:proofErr w:type="spellEnd"/>
-      <w:r>
-        <w:rPr>
-          <w:sz w:val="19"/>
-        </w:rPr>
-        <w:t xml:space="preserve"> </w:t>
-      </w:r>
-      <w:proofErr w:type="spellStart"/>
-      <w:r>
-        <w:rPr>
-          <w:sz w:val="19"/>
-        </w:rPr>
-        <w:t>của</w:t>
-      </w:r>
-      <w:proofErr w:type="spellEnd"/>
-      <w:r>
-        <w:rPr>
-          <w:sz w:val="19"/>
-        </w:rPr>
-        <w:t xml:space="preserve"> </w:t>
-      </w:r>
-      <w:proofErr w:type="spellStart"/>
-      <w:r>
-        <w:rPr>
-          <w:sz w:val="19"/>
-        </w:rPr>
-        <w:t>người</w:t>
-      </w:r>
-      <w:proofErr w:type="spellEnd"/>
-      <w:r>
-        <w:rPr>
-          <w:sz w:val="19"/>
-        </w:rPr>
-        <w:t xml:space="preserve"> Việt”. </w:t>
-      </w:r>
-      <w:hyperlink r:id="rId13">
-        <w:r>
-          <w:rPr>
-            <w:color w:val="0563C1"/>
-            <w:u w:val="single"/>
-          </w:rPr>
-          <w:t>[Li</w:t>
-        </w:r>
-        <w:r>
-          <w:rPr>
-            <w:color w:val="0563C1"/>
-            <w:u w:val="single"/>
-          </w:rPr>
-          <w:t>ê</w:t>
-        </w:r>
-        <w:r>
-          <w:rPr>
-            <w:color w:val="0563C1"/>
-            <w:u w:val="single"/>
-          </w:rPr>
-          <w:t xml:space="preserve">n </w:t>
         </w:r>
         <w:proofErr w:type="spellStart"/>
         <w:r>
@@ -40141,56 +40080,56 @@
         <w:rPr>
           <w:sz w:val="19"/>
         </w:rPr>
-        <w:t xml:space="preserve">[6] </w:t>
+        <w:t xml:space="preserve">[5] </w:t>
       </w:r>
       <w:proofErr w:type="spellStart"/>
       <w:r>
         <w:rPr>
           <w:sz w:val="19"/>
         </w:rPr>
-        <w:t>Dân</w:t>
+        <w:t>VnExpress</w:t>
       </w:r>
       <w:proofErr w:type="spellEnd"/>
       <w:r>
         <w:rPr>
           <w:sz w:val="19"/>
         </w:rPr>
-        <w:t xml:space="preserve"> </w:t>
+        <w:t xml:space="preserve"> (19/05/2023), “</w:t>
       </w:r>
       <w:proofErr w:type="spellStart"/>
       <w:r>
         <w:rPr>
           <w:sz w:val="19"/>
         </w:rPr>
-        <w:t>trí</w:t>
+        <w:t>Hành</w:t>
       </w:r>
       <w:proofErr w:type="spellEnd"/>
       <w:r>
         <w:rPr>
           <w:sz w:val="19"/>
         </w:rPr>
-        <w:t xml:space="preserve"> (23/04/2024), “</w:t>
+        <w:t xml:space="preserve"> </w:t>
       </w:r>
       <w:proofErr w:type="spellStart"/>
       <w:r>
         <w:rPr>
           <w:sz w:val="19"/>
         </w:rPr>
-        <w:t>Nhà</w:t>
+        <w:t>trình</w:t>
       </w:r>
       <w:proofErr w:type="spellEnd"/>
       <w:r>
         <w:rPr>
           <w:sz w:val="19"/>
         </w:rPr>
-        <w:t xml:space="preserve"> </w:t>
+        <w:t xml:space="preserve"> Lumi </w:t>
       </w:r>
       <w:proofErr w:type="spellStart"/>
       <w:r>
         <w:rPr>
           <w:sz w:val="19"/>
         </w:rPr>
-        <w:t>máy</w:t>
+        <w:t>phát</w:t>
       </w:r>
       <w:proofErr w:type="spellEnd"/>
       <w:r>
@@ -40204,6 +40143,20 @@
         <w:rPr>
           <w:sz w:val="19"/>
         </w:rPr>
+        <w:t>triển</w:t>
+      </w:r>
+      <w:proofErr w:type="spellEnd"/>
+      <w:r>
+        <w:rPr>
+          <w:sz w:val="19"/>
+        </w:rPr>
+        <w:t xml:space="preserve"> </w:t>
+      </w:r>
+      <w:proofErr w:type="spellStart"/>
+      <w:r>
+        <w:rPr>
+          <w:sz w:val="19"/>
+        </w:rPr>
         <w:t>sản</w:t>
       </w:r>
       <w:proofErr w:type="spellEnd"/>
@@ -40218,7 +40171,7 @@
         <w:rPr>
           <w:sz w:val="19"/>
         </w:rPr>
-        <w:t>xuất</w:t>
+        <w:t>phẩm</w:t>
       </w:r>
       <w:proofErr w:type="spellEnd"/>
       <w:r>
@@ -40232,7 +40185,7 @@
         <w:rPr>
           <w:sz w:val="19"/>
         </w:rPr>
-        <w:t>thiết</w:t>
+        <w:t>smarthome</w:t>
       </w:r>
       <w:proofErr w:type="spellEnd"/>
       <w:r>
@@ -40246,133 +40199,21 @@
         <w:rPr>
           <w:sz w:val="19"/>
         </w:rPr>
-        <w:t>bị</w:t>
+        <w:t>của</w:t>
       </w:r>
       <w:proofErr w:type="spellEnd"/>
       <w:r>
         <w:rPr>
           <w:sz w:val="19"/>
         </w:rPr>
-        <w:t xml:space="preserve"> IoT, </w:t>
+        <w:t xml:space="preserve"> </w:t>
       </w:r>
       <w:proofErr w:type="spellStart"/>
       <w:r>
         <w:rPr>
           <w:sz w:val="19"/>
         </w:rPr>
-        <w:t>smarthome</w:t>
-      </w:r>
-      <w:proofErr w:type="spellEnd"/>
-      <w:r>
-        <w:rPr>
-          <w:sz w:val="19"/>
-        </w:rPr>
-        <w:t xml:space="preserve"> </w:t>
-      </w:r>
-      <w:proofErr w:type="spellStart"/>
-      <w:r>
-        <w:rPr>
-          <w:sz w:val="19"/>
-        </w:rPr>
-        <w:t>của</w:t>
-      </w:r>
-      <w:proofErr w:type="spellEnd"/>
-      <w:r>
-        <w:rPr>
-          <w:sz w:val="19"/>
-        </w:rPr>
-        <w:t xml:space="preserve"> Lumi </w:t>
-      </w:r>
-      <w:proofErr w:type="spellStart"/>
-      <w:r>
-        <w:rPr>
-          <w:sz w:val="19"/>
-        </w:rPr>
-        <w:t>và</w:t>
-      </w:r>
-      <w:proofErr w:type="spellEnd"/>
-      <w:r>
-        <w:rPr>
-          <w:sz w:val="19"/>
-        </w:rPr>
-        <w:t xml:space="preserve"> </w:t>
-      </w:r>
-      <w:proofErr w:type="spellStart"/>
-      <w:r>
-        <w:rPr>
-          <w:sz w:val="19"/>
-        </w:rPr>
-        <w:t>câu</w:t>
-      </w:r>
-      <w:proofErr w:type="spellEnd"/>
-      <w:r>
-        <w:rPr>
-          <w:sz w:val="19"/>
-        </w:rPr>
-        <w:t xml:space="preserve"> </w:t>
-      </w:r>
-      <w:proofErr w:type="spellStart"/>
-      <w:r>
-        <w:rPr>
-          <w:sz w:val="19"/>
-        </w:rPr>
-        <w:t>chuyện</w:t>
-      </w:r>
-      <w:proofErr w:type="spellEnd"/>
-      <w:r>
-        <w:rPr>
-          <w:sz w:val="19"/>
-        </w:rPr>
-        <w:t xml:space="preserve"> </w:t>
-      </w:r>
-      <w:proofErr w:type="spellStart"/>
-      <w:r>
-        <w:rPr>
-          <w:sz w:val="19"/>
-        </w:rPr>
-        <w:t>sản</w:t>
-      </w:r>
-      <w:proofErr w:type="spellEnd"/>
-      <w:r>
-        <w:rPr>
-          <w:sz w:val="19"/>
-        </w:rPr>
-        <w:t xml:space="preserve"> </w:t>
-      </w:r>
-      <w:proofErr w:type="spellStart"/>
-      <w:r>
-        <w:rPr>
-          <w:sz w:val="19"/>
-        </w:rPr>
-        <w:t>phẩm</w:t>
-      </w:r>
-      <w:proofErr w:type="spellEnd"/>
-      <w:r>
-        <w:rPr>
-          <w:sz w:val="19"/>
-        </w:rPr>
-        <w:t xml:space="preserve"> </w:t>
-      </w:r>
-      <w:proofErr w:type="spellStart"/>
-      <w:r>
-        <w:rPr>
-          <w:sz w:val="19"/>
-        </w:rPr>
-        <w:t>công</w:t>
-      </w:r>
-      <w:proofErr w:type="spellEnd"/>
-      <w:r>
-        <w:rPr>
-          <w:sz w:val="19"/>
-        </w:rPr>
-        <w:t xml:space="preserve"> </w:t>
-      </w:r>
-      <w:proofErr w:type="spellStart"/>
-      <w:r>
-        <w:rPr>
-          <w:sz w:val="19"/>
-        </w:rPr>
-        <w:t>nghệ</w:t>
+        <w:t>người</w:t>
       </w:r>
       <w:proofErr w:type="spellEnd"/>
       <w:r>
@@ -40387,21 +40228,7 @@
             <w:color w:val="0563C1"/>
             <w:u w:val="single"/>
           </w:rPr>
-          <w:t>[L</w:t>
-        </w:r>
-        <w:r>
-          <w:rPr>
-            <w:color w:val="0563C1"/>
-            <w:u w:val="single"/>
-          </w:rPr>
-          <w:t>i</w:t>
-        </w:r>
-        <w:r>
-          <w:rPr>
-            <w:color w:val="0563C1"/>
-            <w:u w:val="single"/>
-          </w:rPr>
-          <w:t xml:space="preserve">ên </w:t>
+          <w:t xml:space="preserve">[Liên </w:t>
         </w:r>
         <w:proofErr w:type="spellStart"/>
         <w:r>
@@ -40429,14 +40256,14 @@
         <w:rPr>
           <w:sz w:val="19"/>
         </w:rPr>
-        <w:t>[7] Lumi Việt Nam, “</w:t>
+        <w:t xml:space="preserve">[6] </w:t>
       </w:r>
       <w:proofErr w:type="spellStart"/>
       <w:r>
         <w:rPr>
           <w:sz w:val="19"/>
         </w:rPr>
-        <w:t>Cảm</w:t>
+        <w:t>Dân</w:t>
       </w:r>
       <w:proofErr w:type="spellEnd"/>
       <w:r>
@@ -40450,21 +40277,21 @@
         <w:rPr>
           <w:sz w:val="19"/>
         </w:rPr>
-        <w:t>biến</w:t>
+        <w:t>trí</w:t>
       </w:r>
       <w:proofErr w:type="spellEnd"/>
       <w:r>
         <w:rPr>
           <w:sz w:val="19"/>
         </w:rPr>
-        <w:t xml:space="preserve"> </w:t>
+        <w:t xml:space="preserve"> (23/04/2024), “</w:t>
       </w:r>
       <w:proofErr w:type="spellStart"/>
       <w:r>
         <w:rPr>
           <w:sz w:val="19"/>
         </w:rPr>
-        <w:t>phát</w:t>
+        <w:t>Nhà</w:t>
       </w:r>
       <w:proofErr w:type="spellEnd"/>
       <w:r>
@@ -40478,7 +40305,7 @@
         <w:rPr>
           <w:sz w:val="19"/>
         </w:rPr>
-        <w:t>hiện</w:t>
+        <w:t>máy</w:t>
       </w:r>
       <w:proofErr w:type="spellEnd"/>
       <w:r>
@@ -40492,7 +40319,7 @@
         <w:rPr>
           <w:sz w:val="19"/>
         </w:rPr>
-        <w:t>chuyển</w:t>
+        <w:t>sản</w:t>
       </w:r>
       <w:proofErr w:type="spellEnd"/>
       <w:r>
@@ -40506,49 +40333,49 @@
         <w:rPr>
           <w:sz w:val="19"/>
         </w:rPr>
-        <w:t>động</w:t>
+        <w:t>xuất</w:t>
       </w:r>
       <w:proofErr w:type="spellEnd"/>
       <w:r>
         <w:rPr>
           <w:sz w:val="19"/>
         </w:rPr>
-        <w:t xml:space="preserve"> BLE Mesh Lumi (</w:t>
+        <w:t xml:space="preserve"> </w:t>
       </w:r>
       <w:proofErr w:type="spellStart"/>
       <w:r>
         <w:rPr>
           <w:sz w:val="19"/>
         </w:rPr>
-        <w:t>Dùng</w:t>
+        <w:t>thiết</w:t>
       </w:r>
       <w:proofErr w:type="spellEnd"/>
       <w:r>
         <w:rPr>
           <w:sz w:val="19"/>
         </w:rPr>
-        <w:t xml:space="preserve"> Pin)” – </w:t>
+        <w:t xml:space="preserve"> </w:t>
       </w:r>
       <w:proofErr w:type="spellStart"/>
       <w:r>
         <w:rPr>
           <w:sz w:val="19"/>
         </w:rPr>
-        <w:t>thông</w:t>
+        <w:t>bị</w:t>
       </w:r>
       <w:proofErr w:type="spellEnd"/>
       <w:r>
         <w:rPr>
           <w:sz w:val="19"/>
         </w:rPr>
-        <w:t xml:space="preserve"> </w:t>
+        <w:t xml:space="preserve"> IoT, </w:t>
       </w:r>
       <w:proofErr w:type="spellStart"/>
       <w:r>
         <w:rPr>
           <w:sz w:val="19"/>
         </w:rPr>
-        <w:t>số</w:t>
+        <w:t>smarthome</w:t>
       </w:r>
       <w:proofErr w:type="spellEnd"/>
       <w:r>
@@ -40562,49 +40389,49 @@
         <w:rPr>
           <w:sz w:val="19"/>
         </w:rPr>
-        <w:t>cảm</w:t>
+        <w:t>của</w:t>
       </w:r>
       <w:proofErr w:type="spellEnd"/>
       <w:r>
         <w:rPr>
           <w:sz w:val="19"/>
         </w:rPr>
-        <w:t xml:space="preserve"> </w:t>
+        <w:t xml:space="preserve"> Lumi </w:t>
       </w:r>
       <w:proofErr w:type="spellStart"/>
       <w:r>
         <w:rPr>
           <w:sz w:val="19"/>
         </w:rPr>
-        <w:t>biến</w:t>
+        <w:t>và</w:t>
       </w:r>
       <w:proofErr w:type="spellEnd"/>
       <w:r>
         <w:rPr>
           <w:sz w:val="19"/>
         </w:rPr>
-        <w:t xml:space="preserve">, </w:t>
+        <w:t xml:space="preserve"> </w:t>
       </w:r>
       <w:proofErr w:type="spellStart"/>
       <w:r>
         <w:rPr>
           <w:sz w:val="19"/>
         </w:rPr>
-        <w:t>nguồn</w:t>
+        <w:t>câu</w:t>
       </w:r>
       <w:proofErr w:type="spellEnd"/>
       <w:r>
         <w:rPr>
           <w:sz w:val="19"/>
         </w:rPr>
-        <w:t xml:space="preserve"> pin, BLE Mesh </w:t>
+        <w:t xml:space="preserve"> </w:t>
       </w:r>
       <w:proofErr w:type="spellStart"/>
       <w:r>
         <w:rPr>
           <w:sz w:val="19"/>
         </w:rPr>
-        <w:t>và</w:t>
+        <w:t>chuyện</w:t>
       </w:r>
       <w:proofErr w:type="spellEnd"/>
       <w:r>
@@ -40618,7 +40445,7 @@
         <w:rPr>
           <w:sz w:val="19"/>
         </w:rPr>
-        <w:t>cơ</w:t>
+        <w:t>sản</w:t>
       </w:r>
       <w:proofErr w:type="spellEnd"/>
       <w:r>
@@ -40632,7 +40459,7 @@
         <w:rPr>
           <w:sz w:val="19"/>
         </w:rPr>
-        <w:t>chế</w:t>
+        <w:t>phẩm</w:t>
       </w:r>
       <w:proofErr w:type="spellEnd"/>
       <w:r>
@@ -40646,7 +40473,7 @@
         <w:rPr>
           <w:sz w:val="19"/>
         </w:rPr>
-        <w:t>cập</w:t>
+        <w:t>công</w:t>
       </w:r>
       <w:proofErr w:type="spellEnd"/>
       <w:r>
@@ -40660,42 +40487,14 @@
         <w:rPr>
           <w:sz w:val="19"/>
         </w:rPr>
-        <w:t>nhật</w:t>
+        <w:t>nghệ</w:t>
       </w:r>
       <w:proofErr w:type="spellEnd"/>
       <w:r>
         <w:rPr>
           <w:sz w:val="19"/>
         </w:rPr>
-        <w:t xml:space="preserve"> </w:t>
-      </w:r>
-      <w:proofErr w:type="spellStart"/>
-      <w:r>
-        <w:rPr>
-          <w:sz w:val="19"/>
-        </w:rPr>
-        <w:t>dữ</w:t>
-      </w:r>
-      <w:proofErr w:type="spellEnd"/>
-      <w:r>
-        <w:rPr>
-          <w:sz w:val="19"/>
-        </w:rPr>
-        <w:t xml:space="preserve"> </w:t>
-      </w:r>
-      <w:proofErr w:type="spellStart"/>
-      <w:r>
-        <w:rPr>
-          <w:sz w:val="19"/>
-        </w:rPr>
-        <w:t>liệu</w:t>
-      </w:r>
-      <w:proofErr w:type="spellEnd"/>
-      <w:r>
-        <w:rPr>
-          <w:sz w:val="19"/>
-        </w:rPr>
-        <w:t xml:space="preserve">. </w:t>
+        <w:t xml:space="preserve"> Việt”. </w:t>
       </w:r>
       <w:hyperlink r:id="rId15">
         <w:r>
@@ -40703,21 +40502,7 @@
             <w:color w:val="0563C1"/>
             <w:u w:val="single"/>
           </w:rPr>
-          <w:t>[Liê</w:t>
-        </w:r>
-        <w:r>
-          <w:rPr>
-            <w:color w:val="0563C1"/>
-            <w:u w:val="single"/>
-          </w:rPr>
-          <w:t>n</w:t>
-        </w:r>
-        <w:r>
-          <w:rPr>
-            <w:color w:val="0563C1"/>
-            <w:u w:val="single"/>
-          </w:rPr>
-          <w:t xml:space="preserve"> </w:t>
+          <w:t xml:space="preserve">[Liên </w:t>
         </w:r>
         <w:proofErr w:type="spellStart"/>
         <w:r>
@@ -40745,27 +40530,265 @@
         <w:rPr>
           <w:sz w:val="19"/>
         </w:rPr>
-        <w:t xml:space="preserve">[8] Phạm Ngọc Hưng, Nguyễn </w:t>
+        <w:t>[7] Lumi Việt Nam, “</w:t>
       </w:r>
       <w:proofErr w:type="spellStart"/>
       <w:r>
         <w:rPr>
           <w:sz w:val="19"/>
         </w:rPr>
-        <w:t>Đình</w:t>
+        <w:t>Cảm</w:t>
       </w:r>
       <w:proofErr w:type="spellEnd"/>
       <w:r>
         <w:rPr>
           <w:sz w:val="19"/>
         </w:rPr>
-        <w:t xml:space="preserve"> Thuận, Đặng Tuấn Linh, Lê Bá Vui, Tài </w:t>
+        <w:t xml:space="preserve"> </w:t>
       </w:r>
       <w:proofErr w:type="spellStart"/>
       <w:r>
         <w:rPr>
           <w:sz w:val="19"/>
         </w:rPr>
+        <w:t>biến</w:t>
+      </w:r>
+      <w:proofErr w:type="spellEnd"/>
+      <w:r>
+        <w:rPr>
+          <w:sz w:val="19"/>
+        </w:rPr>
+        <w:t xml:space="preserve"> </w:t>
+      </w:r>
+      <w:proofErr w:type="spellStart"/>
+      <w:r>
+        <w:rPr>
+          <w:sz w:val="19"/>
+        </w:rPr>
+        <w:t>phát</w:t>
+      </w:r>
+      <w:proofErr w:type="spellEnd"/>
+      <w:r>
+        <w:rPr>
+          <w:sz w:val="19"/>
+        </w:rPr>
+        <w:t xml:space="preserve"> </w:t>
+      </w:r>
+      <w:proofErr w:type="spellStart"/>
+      <w:r>
+        <w:rPr>
+          <w:sz w:val="19"/>
+        </w:rPr>
+        <w:t>hiện</w:t>
+      </w:r>
+      <w:proofErr w:type="spellEnd"/>
+      <w:r>
+        <w:rPr>
+          <w:sz w:val="19"/>
+        </w:rPr>
+        <w:t xml:space="preserve"> </w:t>
+      </w:r>
+      <w:proofErr w:type="spellStart"/>
+      <w:r>
+        <w:rPr>
+          <w:sz w:val="19"/>
+        </w:rPr>
+        <w:t>chuyển</w:t>
+      </w:r>
+      <w:proofErr w:type="spellEnd"/>
+      <w:r>
+        <w:rPr>
+          <w:sz w:val="19"/>
+        </w:rPr>
+        <w:t xml:space="preserve"> </w:t>
+      </w:r>
+      <w:proofErr w:type="spellStart"/>
+      <w:r>
+        <w:rPr>
+          <w:sz w:val="19"/>
+        </w:rPr>
+        <w:t>động</w:t>
+      </w:r>
+      <w:proofErr w:type="spellEnd"/>
+      <w:r>
+        <w:rPr>
+          <w:sz w:val="19"/>
+        </w:rPr>
+        <w:t xml:space="preserve"> BLE Mesh Lumi (</w:t>
+      </w:r>
+      <w:proofErr w:type="spellStart"/>
+      <w:r>
+        <w:rPr>
+          <w:sz w:val="19"/>
+        </w:rPr>
+        <w:t>Dùng</w:t>
+      </w:r>
+      <w:proofErr w:type="spellEnd"/>
+      <w:r>
+        <w:rPr>
+          <w:sz w:val="19"/>
+        </w:rPr>
+        <w:t xml:space="preserve"> Pin)” – </w:t>
+      </w:r>
+      <w:proofErr w:type="spellStart"/>
+      <w:r>
+        <w:rPr>
+          <w:sz w:val="19"/>
+        </w:rPr>
+        <w:t>thông</w:t>
+      </w:r>
+      <w:proofErr w:type="spellEnd"/>
+      <w:r>
+        <w:rPr>
+          <w:sz w:val="19"/>
+        </w:rPr>
+        <w:t xml:space="preserve"> </w:t>
+      </w:r>
+      <w:proofErr w:type="spellStart"/>
+      <w:r>
+        <w:rPr>
+          <w:sz w:val="19"/>
+        </w:rPr>
+        <w:t>số</w:t>
+      </w:r>
+      <w:proofErr w:type="spellEnd"/>
+      <w:r>
+        <w:rPr>
+          <w:sz w:val="19"/>
+        </w:rPr>
+        <w:t xml:space="preserve"> </w:t>
+      </w:r>
+      <w:proofErr w:type="spellStart"/>
+      <w:r>
+        <w:rPr>
+          <w:sz w:val="19"/>
+        </w:rPr>
+        <w:t>cảm</w:t>
+      </w:r>
+      <w:proofErr w:type="spellEnd"/>
+      <w:r>
+        <w:rPr>
+          <w:sz w:val="19"/>
+        </w:rPr>
+        <w:t xml:space="preserve"> </w:t>
+      </w:r>
+      <w:proofErr w:type="spellStart"/>
+      <w:r>
+        <w:rPr>
+          <w:sz w:val="19"/>
+        </w:rPr>
+        <w:t>biến</w:t>
+      </w:r>
+      <w:proofErr w:type="spellEnd"/>
+      <w:r>
+        <w:rPr>
+          <w:sz w:val="19"/>
+        </w:rPr>
+        <w:t xml:space="preserve">, </w:t>
+      </w:r>
+      <w:proofErr w:type="spellStart"/>
+      <w:r>
+        <w:rPr>
+          <w:sz w:val="19"/>
+        </w:rPr>
+        <w:t>nguồn</w:t>
+      </w:r>
+      <w:proofErr w:type="spellEnd"/>
+      <w:r>
+        <w:rPr>
+          <w:sz w:val="19"/>
+        </w:rPr>
+        <w:t xml:space="preserve"> pin, BLE Mesh </w:t>
+      </w:r>
+      <w:proofErr w:type="spellStart"/>
+      <w:r>
+        <w:rPr>
+          <w:sz w:val="19"/>
+        </w:rPr>
+        <w:t>và</w:t>
+      </w:r>
+      <w:proofErr w:type="spellEnd"/>
+      <w:r>
+        <w:rPr>
+          <w:sz w:val="19"/>
+        </w:rPr>
+        <w:t xml:space="preserve"> </w:t>
+      </w:r>
+      <w:proofErr w:type="spellStart"/>
+      <w:r>
+        <w:rPr>
+          <w:sz w:val="19"/>
+        </w:rPr>
+        <w:t>cơ</w:t>
+      </w:r>
+      <w:proofErr w:type="spellEnd"/>
+      <w:r>
+        <w:rPr>
+          <w:sz w:val="19"/>
+        </w:rPr>
+        <w:t xml:space="preserve"> </w:t>
+      </w:r>
+      <w:proofErr w:type="spellStart"/>
+      <w:r>
+        <w:rPr>
+          <w:sz w:val="19"/>
+        </w:rPr>
+        <w:t>chế</w:t>
+      </w:r>
+      <w:proofErr w:type="spellEnd"/>
+      <w:r>
+        <w:rPr>
+          <w:sz w:val="19"/>
+        </w:rPr>
+        <w:t xml:space="preserve"> </w:t>
+      </w:r>
+      <w:proofErr w:type="spellStart"/>
+      <w:r>
+        <w:rPr>
+          <w:sz w:val="19"/>
+        </w:rPr>
+        <w:t>cập</w:t>
+      </w:r>
+      <w:proofErr w:type="spellEnd"/>
+      <w:r>
+        <w:rPr>
+          <w:sz w:val="19"/>
+        </w:rPr>
+        <w:t xml:space="preserve"> </w:t>
+      </w:r>
+      <w:proofErr w:type="spellStart"/>
+      <w:r>
+        <w:rPr>
+          <w:sz w:val="19"/>
+        </w:rPr>
+        <w:t>nhật</w:t>
+      </w:r>
+      <w:proofErr w:type="spellEnd"/>
+      <w:r>
+        <w:rPr>
+          <w:sz w:val="19"/>
+        </w:rPr>
+        <w:t xml:space="preserve"> </w:t>
+      </w:r>
+      <w:proofErr w:type="spellStart"/>
+      <w:r>
+        <w:rPr>
+          <w:sz w:val="19"/>
+        </w:rPr>
+        <w:t>dữ</w:t>
+      </w:r>
+      <w:proofErr w:type="spellEnd"/>
+      <w:r>
+        <w:rPr>
+          <w:sz w:val="19"/>
+        </w:rPr>
+        <w:t xml:space="preserve"> </w:t>
+      </w:r>
+      <w:proofErr w:type="spellStart"/>
+      <w:r>
+        <w:rPr>
+          <w:sz w:val="19"/>
+        </w:rPr>
         <w:t>liệu</w:t>
       </w:r>
       <w:proofErr w:type="spellEnd"/>
@@ -40773,617 +40796,7 @@
         <w:rPr>
           <w:sz w:val="19"/>
         </w:rPr>
-        <w:t xml:space="preserve"> </w:t>
-      </w:r>
-      <w:proofErr w:type="spellStart"/>
-      <w:r>
-        <w:rPr>
-          <w:sz w:val="19"/>
-        </w:rPr>
-        <w:t>học</w:t>
-      </w:r>
-      <w:proofErr w:type="spellEnd"/>
-      <w:r>
-        <w:rPr>
-          <w:sz w:val="19"/>
-        </w:rPr>
-        <w:t xml:space="preserve"> </w:t>
-      </w:r>
-      <w:proofErr w:type="spellStart"/>
-      <w:r>
-        <w:rPr>
-          <w:sz w:val="19"/>
-        </w:rPr>
-        <w:t>phần</w:t>
-      </w:r>
-      <w:proofErr w:type="spellEnd"/>
-      <w:r>
-        <w:rPr>
-          <w:sz w:val="19"/>
-        </w:rPr>
-        <w:t xml:space="preserve"> IT4735 – IoT </w:t>
-      </w:r>
-      <w:proofErr w:type="spellStart"/>
-      <w:r>
-        <w:rPr>
-          <w:sz w:val="19"/>
-        </w:rPr>
-        <w:t>và</w:t>
-      </w:r>
-      <w:proofErr w:type="spellEnd"/>
-      <w:r>
-        <w:rPr>
-          <w:sz w:val="19"/>
-        </w:rPr>
-        <w:t xml:space="preserve"> </w:t>
-      </w:r>
-      <w:proofErr w:type="spellStart"/>
-      <w:r>
-        <w:rPr>
-          <w:sz w:val="19"/>
-        </w:rPr>
-        <w:t>Ứng</w:t>
-      </w:r>
-      <w:proofErr w:type="spellEnd"/>
-      <w:r>
-        <w:rPr>
-          <w:sz w:val="19"/>
-        </w:rPr>
-        <w:t xml:space="preserve"> </w:t>
-      </w:r>
-      <w:proofErr w:type="spellStart"/>
-      <w:r>
-        <w:rPr>
-          <w:sz w:val="19"/>
-        </w:rPr>
-        <w:t>dụng</w:t>
-      </w:r>
-      <w:proofErr w:type="spellEnd"/>
-      <w:r>
-        <w:rPr>
-          <w:sz w:val="19"/>
-        </w:rPr>
-        <w:t xml:space="preserve">, </w:t>
-      </w:r>
-      <w:proofErr w:type="spellStart"/>
-      <w:r>
-        <w:rPr>
-          <w:sz w:val="19"/>
-        </w:rPr>
-        <w:t>Chương</w:t>
-      </w:r>
-      <w:proofErr w:type="spellEnd"/>
-      <w:r>
-        <w:rPr>
-          <w:sz w:val="19"/>
-        </w:rPr>
-        <w:t xml:space="preserve"> 1 &amp; </w:t>
-      </w:r>
-      <w:proofErr w:type="spellStart"/>
-      <w:r>
-        <w:rPr>
-          <w:sz w:val="19"/>
-        </w:rPr>
-        <w:t>Chương</w:t>
-      </w:r>
-      <w:proofErr w:type="spellEnd"/>
-      <w:r>
-        <w:rPr>
-          <w:sz w:val="19"/>
-        </w:rPr>
-        <w:t xml:space="preserve"> 2, HUST, </w:t>
-      </w:r>
-      <w:proofErr w:type="spellStart"/>
-      <w:r>
-        <w:rPr>
-          <w:sz w:val="19"/>
-        </w:rPr>
-        <w:t>bản</w:t>
-      </w:r>
-      <w:proofErr w:type="spellEnd"/>
-      <w:r>
-        <w:rPr>
-          <w:sz w:val="19"/>
-        </w:rPr>
-        <w:t xml:space="preserve"> 2026 (</w:t>
-      </w:r>
-      <w:proofErr w:type="spellStart"/>
-      <w:r>
-        <w:rPr>
-          <w:sz w:val="19"/>
-        </w:rPr>
-        <w:t>tài</w:t>
-      </w:r>
-      <w:proofErr w:type="spellEnd"/>
-      <w:r>
-        <w:rPr>
-          <w:sz w:val="19"/>
-        </w:rPr>
-        <w:t xml:space="preserve"> </w:t>
-      </w:r>
-      <w:proofErr w:type="spellStart"/>
-      <w:r>
-        <w:rPr>
-          <w:sz w:val="19"/>
-        </w:rPr>
-        <w:t>liệu</w:t>
-      </w:r>
-      <w:proofErr w:type="spellEnd"/>
-      <w:r>
-        <w:rPr>
-          <w:sz w:val="19"/>
-        </w:rPr>
-        <w:t xml:space="preserve"> </w:t>
-      </w:r>
-      <w:proofErr w:type="spellStart"/>
-      <w:r>
-        <w:rPr>
-          <w:sz w:val="19"/>
-        </w:rPr>
-        <w:t>môn</w:t>
-      </w:r>
-      <w:proofErr w:type="spellEnd"/>
-      <w:r>
-        <w:rPr>
-          <w:sz w:val="19"/>
-        </w:rPr>
-        <w:t xml:space="preserve"> </w:t>
-      </w:r>
-      <w:proofErr w:type="spellStart"/>
-      <w:r>
-        <w:rPr>
-          <w:sz w:val="19"/>
-        </w:rPr>
-        <w:t>học</w:t>
-      </w:r>
-      <w:proofErr w:type="spellEnd"/>
-      <w:r>
-        <w:rPr>
-          <w:sz w:val="19"/>
-        </w:rPr>
-        <w:t xml:space="preserve"> do </w:t>
-      </w:r>
-      <w:proofErr w:type="spellStart"/>
-      <w:r>
-        <w:rPr>
-          <w:sz w:val="19"/>
-        </w:rPr>
-        <w:t>giảng</w:t>
-      </w:r>
-      <w:proofErr w:type="spellEnd"/>
-      <w:r>
-        <w:rPr>
-          <w:sz w:val="19"/>
-        </w:rPr>
-        <w:t xml:space="preserve"> </w:t>
-      </w:r>
-      <w:proofErr w:type="spellStart"/>
-      <w:r>
-        <w:rPr>
-          <w:sz w:val="19"/>
-        </w:rPr>
-        <w:t>viên</w:t>
-      </w:r>
-      <w:proofErr w:type="spellEnd"/>
-      <w:r>
-        <w:rPr>
-          <w:sz w:val="19"/>
-        </w:rPr>
-        <w:t xml:space="preserve"> </w:t>
-      </w:r>
-      <w:proofErr w:type="spellStart"/>
-      <w:r>
-        <w:rPr>
-          <w:sz w:val="19"/>
-        </w:rPr>
-        <w:t>cung</w:t>
-      </w:r>
-      <w:proofErr w:type="spellEnd"/>
-      <w:r>
-        <w:rPr>
-          <w:sz w:val="19"/>
-        </w:rPr>
-        <w:t xml:space="preserve"> </w:t>
-      </w:r>
-      <w:proofErr w:type="spellStart"/>
-      <w:r>
-        <w:rPr>
-          <w:sz w:val="19"/>
-        </w:rPr>
-        <w:t>cấp</w:t>
-      </w:r>
-      <w:proofErr w:type="spellEnd"/>
-      <w:r>
-        <w:rPr>
-          <w:sz w:val="19"/>
-        </w:rPr>
-        <w:t xml:space="preserve">). </w:t>
-      </w:r>
-    </w:p>
-    <w:p>
-      <w:pPr>
-        <w:spacing w:after="100" w:line="240" w:lineRule="auto"/>
-      </w:pPr>
-      <w:r>
-        <w:rPr>
-          <w:sz w:val="19"/>
-        </w:rPr>
-        <w:t xml:space="preserve">[9] Phạm Ngọc Hưng, Nguyễn </w:t>
-      </w:r>
-      <w:proofErr w:type="spellStart"/>
-      <w:r>
-        <w:rPr>
-          <w:sz w:val="19"/>
-        </w:rPr>
-        <w:t>Đình</w:t>
-      </w:r>
-      <w:proofErr w:type="spellEnd"/>
-      <w:r>
-        <w:rPr>
-          <w:sz w:val="19"/>
-        </w:rPr>
-        <w:t xml:space="preserve"> Thuận, Đặng Tuấn Linh, Lê Bá Vui, Tài </w:t>
-      </w:r>
-      <w:proofErr w:type="spellStart"/>
-      <w:r>
-        <w:rPr>
-          <w:sz w:val="19"/>
-        </w:rPr>
-        <w:t>liệu</w:t>
-      </w:r>
-      <w:proofErr w:type="spellEnd"/>
-      <w:r>
-        <w:rPr>
-          <w:sz w:val="19"/>
-        </w:rPr>
-        <w:t xml:space="preserve"> </w:t>
-      </w:r>
-      <w:proofErr w:type="spellStart"/>
-      <w:r>
-        <w:rPr>
-          <w:sz w:val="19"/>
-        </w:rPr>
-        <w:t>học</w:t>
-      </w:r>
-      <w:proofErr w:type="spellEnd"/>
-      <w:r>
-        <w:rPr>
-          <w:sz w:val="19"/>
-        </w:rPr>
-        <w:t xml:space="preserve"> </w:t>
-      </w:r>
-      <w:proofErr w:type="spellStart"/>
-      <w:r>
-        <w:rPr>
-          <w:sz w:val="19"/>
-        </w:rPr>
-        <w:t>phần</w:t>
-      </w:r>
-      <w:proofErr w:type="spellEnd"/>
-      <w:r>
-        <w:rPr>
-          <w:sz w:val="19"/>
-        </w:rPr>
-        <w:t xml:space="preserve"> IT4735 – IoT </w:t>
-      </w:r>
-      <w:proofErr w:type="spellStart"/>
-      <w:r>
-        <w:rPr>
-          <w:sz w:val="19"/>
-        </w:rPr>
-        <w:t>và</w:t>
-      </w:r>
-      <w:proofErr w:type="spellEnd"/>
-      <w:r>
-        <w:rPr>
-          <w:sz w:val="19"/>
-        </w:rPr>
-        <w:t xml:space="preserve"> </w:t>
-      </w:r>
-      <w:proofErr w:type="spellStart"/>
-      <w:r>
-        <w:rPr>
-          <w:sz w:val="19"/>
-        </w:rPr>
-        <w:t>Ứng</w:t>
-      </w:r>
-      <w:proofErr w:type="spellEnd"/>
-      <w:r>
-        <w:rPr>
-          <w:sz w:val="19"/>
-        </w:rPr>
-        <w:t xml:space="preserve"> </w:t>
-      </w:r>
-      <w:proofErr w:type="spellStart"/>
-      <w:r>
-        <w:rPr>
-          <w:sz w:val="19"/>
-        </w:rPr>
-        <w:t>dụng</w:t>
-      </w:r>
-      <w:proofErr w:type="spellEnd"/>
-      <w:r>
-        <w:rPr>
-          <w:sz w:val="19"/>
-        </w:rPr>
-        <w:t xml:space="preserve">, </w:t>
-      </w:r>
-      <w:proofErr w:type="spellStart"/>
-      <w:r>
-        <w:rPr>
-          <w:sz w:val="19"/>
-        </w:rPr>
-        <w:t>Chương</w:t>
-      </w:r>
-      <w:proofErr w:type="spellEnd"/>
-      <w:r>
-        <w:rPr>
-          <w:sz w:val="19"/>
-        </w:rPr>
-        <w:t xml:space="preserve"> 4: </w:t>
-      </w:r>
-      <w:proofErr w:type="gramStart"/>
-      <w:r>
-        <w:rPr>
-          <w:sz w:val="19"/>
-        </w:rPr>
-        <w:t>An</w:t>
-      </w:r>
-      <w:proofErr w:type="gramEnd"/>
-      <w:r>
-        <w:rPr>
-          <w:sz w:val="19"/>
-        </w:rPr>
-        <w:t xml:space="preserve"> </w:t>
-      </w:r>
-      <w:proofErr w:type="spellStart"/>
-      <w:r>
-        <w:rPr>
-          <w:sz w:val="19"/>
-        </w:rPr>
-        <w:t>toàn</w:t>
-      </w:r>
-      <w:proofErr w:type="spellEnd"/>
-      <w:r>
-        <w:rPr>
-          <w:sz w:val="19"/>
-        </w:rPr>
-        <w:t xml:space="preserve"> </w:t>
-      </w:r>
-      <w:proofErr w:type="spellStart"/>
-      <w:r>
-        <w:rPr>
-          <w:sz w:val="19"/>
-        </w:rPr>
-        <w:t>và</w:t>
-      </w:r>
-      <w:proofErr w:type="spellEnd"/>
-      <w:r>
-        <w:rPr>
-          <w:sz w:val="19"/>
-        </w:rPr>
-        <w:t xml:space="preserve"> Bảo </w:t>
-      </w:r>
-      <w:proofErr w:type="spellStart"/>
-      <w:r>
-        <w:rPr>
-          <w:sz w:val="19"/>
-        </w:rPr>
-        <w:t>mật</w:t>
-      </w:r>
-      <w:proofErr w:type="spellEnd"/>
-      <w:r>
-        <w:rPr>
-          <w:sz w:val="19"/>
-        </w:rPr>
-        <w:t xml:space="preserve"> IoT, HUST, </w:t>
-      </w:r>
-      <w:proofErr w:type="spellStart"/>
-      <w:r>
-        <w:rPr>
-          <w:sz w:val="19"/>
-        </w:rPr>
-        <w:t>bản</w:t>
-      </w:r>
-      <w:proofErr w:type="spellEnd"/>
-      <w:r>
-        <w:rPr>
-          <w:sz w:val="19"/>
-        </w:rPr>
-        <w:t xml:space="preserve"> 2026. </w:t>
-      </w:r>
-    </w:p>
-    <w:p>
-      <w:pPr>
-        <w:spacing w:after="100" w:line="240" w:lineRule="auto"/>
-      </w:pPr>
-      <w:r>
-        <w:rPr>
-          <w:sz w:val="19"/>
-        </w:rPr>
-        <w:t>[10] Lumi Việt Nam (2023), “</w:t>
-      </w:r>
-      <w:proofErr w:type="spellStart"/>
-      <w:r>
-        <w:rPr>
-          <w:sz w:val="19"/>
-        </w:rPr>
-        <w:t>Nâng</w:t>
-      </w:r>
-      <w:proofErr w:type="spellEnd"/>
-      <w:r>
-        <w:rPr>
-          <w:sz w:val="19"/>
-        </w:rPr>
-        <w:t xml:space="preserve"> </w:t>
-      </w:r>
-      <w:proofErr w:type="spellStart"/>
-      <w:r>
-        <w:rPr>
-          <w:sz w:val="19"/>
-        </w:rPr>
-        <w:t>cấp</w:t>
-      </w:r>
-      <w:proofErr w:type="spellEnd"/>
-      <w:r>
-        <w:rPr>
-          <w:sz w:val="19"/>
-        </w:rPr>
-        <w:t xml:space="preserve"> ‘</w:t>
-      </w:r>
-      <w:proofErr w:type="spellStart"/>
-      <w:r>
-        <w:rPr>
-          <w:sz w:val="19"/>
-        </w:rPr>
-        <w:t>bộ</w:t>
-      </w:r>
-      <w:proofErr w:type="spellEnd"/>
-      <w:r>
-        <w:rPr>
-          <w:sz w:val="19"/>
-        </w:rPr>
-        <w:t xml:space="preserve"> </w:t>
-      </w:r>
-      <w:proofErr w:type="spellStart"/>
-      <w:r>
-        <w:rPr>
-          <w:sz w:val="19"/>
-        </w:rPr>
-        <w:t>não</w:t>
-      </w:r>
-      <w:proofErr w:type="spellEnd"/>
-      <w:r>
-        <w:rPr>
-          <w:sz w:val="19"/>
-        </w:rPr>
-        <w:t xml:space="preserve">’ </w:t>
-      </w:r>
-      <w:proofErr w:type="spellStart"/>
-      <w:r>
-        <w:rPr>
-          <w:sz w:val="19"/>
-        </w:rPr>
-        <w:t>cho</w:t>
-      </w:r>
-      <w:proofErr w:type="spellEnd"/>
-      <w:r>
-        <w:rPr>
-          <w:sz w:val="19"/>
-        </w:rPr>
-        <w:t xml:space="preserve"> </w:t>
-      </w:r>
-      <w:proofErr w:type="spellStart"/>
-      <w:r>
-        <w:rPr>
-          <w:sz w:val="19"/>
-        </w:rPr>
-        <w:t>nhà</w:t>
-      </w:r>
-      <w:proofErr w:type="spellEnd"/>
-      <w:r>
-        <w:rPr>
-          <w:sz w:val="19"/>
-        </w:rPr>
-        <w:t xml:space="preserve"> </w:t>
-      </w:r>
-      <w:proofErr w:type="spellStart"/>
-      <w:r>
-        <w:rPr>
-          <w:sz w:val="19"/>
-        </w:rPr>
-        <w:t>thông</w:t>
-      </w:r>
-      <w:proofErr w:type="spellEnd"/>
-      <w:r>
-        <w:rPr>
-          <w:sz w:val="19"/>
-        </w:rPr>
-        <w:t xml:space="preserve"> </w:t>
-      </w:r>
-      <w:proofErr w:type="spellStart"/>
-      <w:r>
-        <w:rPr>
-          <w:sz w:val="19"/>
-        </w:rPr>
-        <w:t>minh</w:t>
-      </w:r>
-      <w:proofErr w:type="spellEnd"/>
-      <w:r>
-        <w:rPr>
-          <w:sz w:val="19"/>
-        </w:rPr>
-        <w:t xml:space="preserve"> – </w:t>
-      </w:r>
-      <w:proofErr w:type="spellStart"/>
-      <w:r>
-        <w:rPr>
-          <w:sz w:val="19"/>
-        </w:rPr>
-        <w:t>Bộ</w:t>
-      </w:r>
-      <w:proofErr w:type="spellEnd"/>
-      <w:r>
-        <w:rPr>
-          <w:sz w:val="19"/>
-        </w:rPr>
-        <w:t xml:space="preserve"> </w:t>
-      </w:r>
-      <w:proofErr w:type="spellStart"/>
-      <w:r>
-        <w:rPr>
-          <w:sz w:val="19"/>
-        </w:rPr>
-        <w:t>điều</w:t>
-      </w:r>
-      <w:proofErr w:type="spellEnd"/>
-      <w:r>
-        <w:rPr>
-          <w:sz w:val="19"/>
-        </w:rPr>
-        <w:t xml:space="preserve"> </w:t>
-      </w:r>
-      <w:proofErr w:type="spellStart"/>
-      <w:r>
-        <w:rPr>
-          <w:sz w:val="19"/>
-        </w:rPr>
-        <w:t>khiển</w:t>
-      </w:r>
-      <w:proofErr w:type="spellEnd"/>
-      <w:r>
-        <w:rPr>
-          <w:sz w:val="19"/>
-        </w:rPr>
-        <w:t xml:space="preserve"> </w:t>
-      </w:r>
-      <w:proofErr w:type="spellStart"/>
-      <w:r>
-        <w:rPr>
-          <w:sz w:val="19"/>
-        </w:rPr>
-        <w:t>trung</w:t>
-      </w:r>
-      <w:proofErr w:type="spellEnd"/>
-      <w:r>
-        <w:rPr>
-          <w:sz w:val="19"/>
-        </w:rPr>
-        <w:t xml:space="preserve"> </w:t>
-      </w:r>
-      <w:proofErr w:type="spellStart"/>
-      <w:r>
-        <w:rPr>
-          <w:sz w:val="19"/>
-        </w:rPr>
-        <w:t>tâm</w:t>
-      </w:r>
-      <w:proofErr w:type="spellEnd"/>
-      <w:r>
-        <w:rPr>
-          <w:sz w:val="19"/>
-        </w:rPr>
-        <w:t xml:space="preserve"> Premium”. </w:t>
+        <w:t xml:space="preserve">. </w:t>
       </w:r>
       <w:hyperlink r:id="rId16">
         <w:r>
@@ -41391,21 +40804,7 @@
             <w:color w:val="0563C1"/>
             <w:u w:val="single"/>
           </w:rPr>
-          <w:t>[Li</w:t>
-        </w:r>
-        <w:r>
-          <w:rPr>
-            <w:color w:val="0563C1"/>
-            <w:u w:val="single"/>
-          </w:rPr>
-          <w:t>ê</w:t>
-        </w:r>
-        <w:r>
-          <w:rPr>
-            <w:color w:val="0563C1"/>
-            <w:u w:val="single"/>
-          </w:rPr>
-          <w:t xml:space="preserve">n </w:t>
+          <w:t xml:space="preserve">[Liên </w:t>
         </w:r>
         <w:proofErr w:type="spellStart"/>
         <w:r>
@@ -41433,28 +40832,28 @@
         <w:rPr>
           <w:sz w:val="19"/>
         </w:rPr>
-        <w:t>[11] Lumi Việt Nam, “</w:t>
+        <w:t xml:space="preserve">[8] Phạm Ngọc Hưng, Nguyễn </w:t>
       </w:r>
       <w:proofErr w:type="spellStart"/>
       <w:r>
         <w:rPr>
           <w:sz w:val="19"/>
         </w:rPr>
-        <w:t>Chính</w:t>
+        <w:t>Đình</w:t>
       </w:r>
       <w:proofErr w:type="spellEnd"/>
       <w:r>
         <w:rPr>
           <w:sz w:val="19"/>
         </w:rPr>
-        <w:t xml:space="preserve"> </w:t>
+        <w:t xml:space="preserve"> Thuận, Đặng Tuấn Linh, Lê Bá Vui, Tài </w:t>
       </w:r>
       <w:proofErr w:type="spellStart"/>
       <w:r>
         <w:rPr>
           <w:sz w:val="19"/>
         </w:rPr>
-        <w:t>sách</w:t>
+        <w:t>liệu</w:t>
       </w:r>
       <w:proofErr w:type="spellEnd"/>
       <w:r>
@@ -41468,7 +40867,7 @@
         <w:rPr>
           <w:sz w:val="19"/>
         </w:rPr>
-        <w:t>bảo</w:t>
+        <w:t>học</w:t>
       </w:r>
       <w:proofErr w:type="spellEnd"/>
       <w:r>
@@ -41482,6 +40881,367 @@
         <w:rPr>
           <w:sz w:val="19"/>
         </w:rPr>
+        <w:t>phần</w:t>
+      </w:r>
+      <w:proofErr w:type="spellEnd"/>
+      <w:r>
+        <w:rPr>
+          <w:sz w:val="19"/>
+        </w:rPr>
+        <w:t xml:space="preserve"> IT4735 – IoT </w:t>
+      </w:r>
+      <w:proofErr w:type="spellStart"/>
+      <w:r>
+        <w:rPr>
+          <w:sz w:val="19"/>
+        </w:rPr>
+        <w:t>và</w:t>
+      </w:r>
+      <w:proofErr w:type="spellEnd"/>
+      <w:r>
+        <w:rPr>
+          <w:sz w:val="19"/>
+        </w:rPr>
+        <w:t xml:space="preserve"> </w:t>
+      </w:r>
+      <w:proofErr w:type="spellStart"/>
+      <w:r>
+        <w:rPr>
+          <w:sz w:val="19"/>
+        </w:rPr>
+        <w:t>Ứng</w:t>
+      </w:r>
+      <w:proofErr w:type="spellEnd"/>
+      <w:r>
+        <w:rPr>
+          <w:sz w:val="19"/>
+        </w:rPr>
+        <w:t xml:space="preserve"> </w:t>
+      </w:r>
+      <w:proofErr w:type="spellStart"/>
+      <w:r>
+        <w:rPr>
+          <w:sz w:val="19"/>
+        </w:rPr>
+        <w:t>dụng</w:t>
+      </w:r>
+      <w:proofErr w:type="spellEnd"/>
+      <w:r>
+        <w:rPr>
+          <w:sz w:val="19"/>
+        </w:rPr>
+        <w:t xml:space="preserve">, </w:t>
+      </w:r>
+      <w:proofErr w:type="spellStart"/>
+      <w:r>
+        <w:rPr>
+          <w:sz w:val="19"/>
+        </w:rPr>
+        <w:t>Chương</w:t>
+      </w:r>
+      <w:proofErr w:type="spellEnd"/>
+      <w:r>
+        <w:rPr>
+          <w:sz w:val="19"/>
+        </w:rPr>
+        <w:t xml:space="preserve"> 1 &amp; </w:t>
+      </w:r>
+      <w:proofErr w:type="spellStart"/>
+      <w:r>
+        <w:rPr>
+          <w:sz w:val="19"/>
+        </w:rPr>
+        <w:t>Chương</w:t>
+      </w:r>
+      <w:proofErr w:type="spellEnd"/>
+      <w:r>
+        <w:rPr>
+          <w:sz w:val="19"/>
+        </w:rPr>
+        <w:t xml:space="preserve"> 2, HUST, </w:t>
+      </w:r>
+      <w:proofErr w:type="spellStart"/>
+      <w:r>
+        <w:rPr>
+          <w:sz w:val="19"/>
+        </w:rPr>
+        <w:t>bản</w:t>
+      </w:r>
+      <w:proofErr w:type="spellEnd"/>
+      <w:r>
+        <w:rPr>
+          <w:sz w:val="19"/>
+        </w:rPr>
+        <w:t xml:space="preserve"> 2026 (</w:t>
+      </w:r>
+      <w:proofErr w:type="spellStart"/>
+      <w:r>
+        <w:rPr>
+          <w:sz w:val="19"/>
+        </w:rPr>
+        <w:t>tài</w:t>
+      </w:r>
+      <w:proofErr w:type="spellEnd"/>
+      <w:r>
+        <w:rPr>
+          <w:sz w:val="19"/>
+        </w:rPr>
+        <w:t xml:space="preserve"> </w:t>
+      </w:r>
+      <w:proofErr w:type="spellStart"/>
+      <w:r>
+        <w:rPr>
+          <w:sz w:val="19"/>
+        </w:rPr>
+        <w:t>liệu</w:t>
+      </w:r>
+      <w:proofErr w:type="spellEnd"/>
+      <w:r>
+        <w:rPr>
+          <w:sz w:val="19"/>
+        </w:rPr>
+        <w:t xml:space="preserve"> </w:t>
+      </w:r>
+      <w:proofErr w:type="spellStart"/>
+      <w:r>
+        <w:rPr>
+          <w:sz w:val="19"/>
+        </w:rPr>
+        <w:t>môn</w:t>
+      </w:r>
+      <w:proofErr w:type="spellEnd"/>
+      <w:r>
+        <w:rPr>
+          <w:sz w:val="19"/>
+        </w:rPr>
+        <w:t xml:space="preserve"> </w:t>
+      </w:r>
+      <w:proofErr w:type="spellStart"/>
+      <w:r>
+        <w:rPr>
+          <w:sz w:val="19"/>
+        </w:rPr>
+        <w:t>học</w:t>
+      </w:r>
+      <w:proofErr w:type="spellEnd"/>
+      <w:r>
+        <w:rPr>
+          <w:sz w:val="19"/>
+        </w:rPr>
+        <w:t xml:space="preserve"> do </w:t>
+      </w:r>
+      <w:proofErr w:type="spellStart"/>
+      <w:r>
+        <w:rPr>
+          <w:sz w:val="19"/>
+        </w:rPr>
+        <w:t>giảng</w:t>
+      </w:r>
+      <w:proofErr w:type="spellEnd"/>
+      <w:r>
+        <w:rPr>
+          <w:sz w:val="19"/>
+        </w:rPr>
+        <w:t xml:space="preserve"> </w:t>
+      </w:r>
+      <w:proofErr w:type="spellStart"/>
+      <w:r>
+        <w:rPr>
+          <w:sz w:val="19"/>
+        </w:rPr>
+        <w:t>viên</w:t>
+      </w:r>
+      <w:proofErr w:type="spellEnd"/>
+      <w:r>
+        <w:rPr>
+          <w:sz w:val="19"/>
+        </w:rPr>
+        <w:t xml:space="preserve"> </w:t>
+      </w:r>
+      <w:proofErr w:type="spellStart"/>
+      <w:r>
+        <w:rPr>
+          <w:sz w:val="19"/>
+        </w:rPr>
+        <w:t>cung</w:t>
+      </w:r>
+      <w:proofErr w:type="spellEnd"/>
+      <w:r>
+        <w:rPr>
+          <w:sz w:val="19"/>
+        </w:rPr>
+        <w:t xml:space="preserve"> </w:t>
+      </w:r>
+      <w:proofErr w:type="spellStart"/>
+      <w:r>
+        <w:rPr>
+          <w:sz w:val="19"/>
+        </w:rPr>
+        <w:t>cấp</w:t>
+      </w:r>
+      <w:proofErr w:type="spellEnd"/>
+      <w:r>
+        <w:rPr>
+          <w:sz w:val="19"/>
+        </w:rPr>
+        <w:t xml:space="preserve">). </w:t>
+      </w:r>
+    </w:p>
+    <w:p>
+      <w:pPr>
+        <w:spacing w:after="100" w:line="240" w:lineRule="auto"/>
+      </w:pPr>
+      <w:r>
+        <w:rPr>
+          <w:sz w:val="19"/>
+        </w:rPr>
+        <w:t xml:space="preserve">[9] Phạm Ngọc Hưng, Nguyễn </w:t>
+      </w:r>
+      <w:proofErr w:type="spellStart"/>
+      <w:r>
+        <w:rPr>
+          <w:sz w:val="19"/>
+        </w:rPr>
+        <w:t>Đình</w:t>
+      </w:r>
+      <w:proofErr w:type="spellEnd"/>
+      <w:r>
+        <w:rPr>
+          <w:sz w:val="19"/>
+        </w:rPr>
+        <w:t xml:space="preserve"> Thuận, Đặng Tuấn Linh, Lê Bá Vui, Tài </w:t>
+      </w:r>
+      <w:proofErr w:type="spellStart"/>
+      <w:r>
+        <w:rPr>
+          <w:sz w:val="19"/>
+        </w:rPr>
+        <w:t>liệu</w:t>
+      </w:r>
+      <w:proofErr w:type="spellEnd"/>
+      <w:r>
+        <w:rPr>
+          <w:sz w:val="19"/>
+        </w:rPr>
+        <w:t xml:space="preserve"> </w:t>
+      </w:r>
+      <w:proofErr w:type="spellStart"/>
+      <w:r>
+        <w:rPr>
+          <w:sz w:val="19"/>
+        </w:rPr>
+        <w:t>học</w:t>
+      </w:r>
+      <w:proofErr w:type="spellEnd"/>
+      <w:r>
+        <w:rPr>
+          <w:sz w:val="19"/>
+        </w:rPr>
+        <w:t xml:space="preserve"> </w:t>
+      </w:r>
+      <w:proofErr w:type="spellStart"/>
+      <w:r>
+        <w:rPr>
+          <w:sz w:val="19"/>
+        </w:rPr>
+        <w:t>phần</w:t>
+      </w:r>
+      <w:proofErr w:type="spellEnd"/>
+      <w:r>
+        <w:rPr>
+          <w:sz w:val="19"/>
+        </w:rPr>
+        <w:t xml:space="preserve"> IT4735 – IoT </w:t>
+      </w:r>
+      <w:proofErr w:type="spellStart"/>
+      <w:r>
+        <w:rPr>
+          <w:sz w:val="19"/>
+        </w:rPr>
+        <w:t>và</w:t>
+      </w:r>
+      <w:proofErr w:type="spellEnd"/>
+      <w:r>
+        <w:rPr>
+          <w:sz w:val="19"/>
+        </w:rPr>
+        <w:t xml:space="preserve"> </w:t>
+      </w:r>
+      <w:proofErr w:type="spellStart"/>
+      <w:r>
+        <w:rPr>
+          <w:sz w:val="19"/>
+        </w:rPr>
+        <w:t>Ứng</w:t>
+      </w:r>
+      <w:proofErr w:type="spellEnd"/>
+      <w:r>
+        <w:rPr>
+          <w:sz w:val="19"/>
+        </w:rPr>
+        <w:t xml:space="preserve"> </w:t>
+      </w:r>
+      <w:proofErr w:type="spellStart"/>
+      <w:r>
+        <w:rPr>
+          <w:sz w:val="19"/>
+        </w:rPr>
+        <w:t>dụng</w:t>
+      </w:r>
+      <w:proofErr w:type="spellEnd"/>
+      <w:r>
+        <w:rPr>
+          <w:sz w:val="19"/>
+        </w:rPr>
+        <w:t xml:space="preserve">, </w:t>
+      </w:r>
+      <w:proofErr w:type="spellStart"/>
+      <w:r>
+        <w:rPr>
+          <w:sz w:val="19"/>
+        </w:rPr>
+        <w:t>Chương</w:t>
+      </w:r>
+      <w:proofErr w:type="spellEnd"/>
+      <w:r>
+        <w:rPr>
+          <w:sz w:val="19"/>
+        </w:rPr>
+        <w:t xml:space="preserve"> 4: An </w:t>
+      </w:r>
+      <w:proofErr w:type="spellStart"/>
+      <w:r>
+        <w:rPr>
+          <w:sz w:val="19"/>
+        </w:rPr>
+        <w:t>toàn</w:t>
+      </w:r>
+      <w:proofErr w:type="spellEnd"/>
+      <w:r>
+        <w:rPr>
+          <w:sz w:val="19"/>
+        </w:rPr>
+        <w:t xml:space="preserve"> </w:t>
+      </w:r>
+      <w:proofErr w:type="spellStart"/>
+      <w:r>
+        <w:rPr>
+          <w:sz w:val="19"/>
+        </w:rPr>
+        <w:t>và</w:t>
+      </w:r>
+      <w:proofErr w:type="spellEnd"/>
+      <w:r>
+        <w:rPr>
+          <w:sz w:val="19"/>
+        </w:rPr>
+        <w:t xml:space="preserve"> Bảo </w:t>
+      </w:r>
+      <w:proofErr w:type="spellStart"/>
+      <w:r>
+        <w:rPr>
+          <w:sz w:val="19"/>
+        </w:rPr>
         <w:t>mật</w:t>
       </w:r>
       <w:proofErr w:type="spellEnd"/>
@@ -41489,7 +41249,214 @@
         <w:rPr>
           <w:sz w:val="19"/>
         </w:rPr>
-        <w:t xml:space="preserve">”. </w:t>
+        <w:t xml:space="preserve"> IoT, HUST, </w:t>
+      </w:r>
+      <w:proofErr w:type="spellStart"/>
+      <w:r>
+        <w:rPr>
+          <w:sz w:val="19"/>
+        </w:rPr>
+        <w:t>bản</w:t>
+      </w:r>
+      <w:proofErr w:type="spellEnd"/>
+      <w:r>
+        <w:rPr>
+          <w:sz w:val="19"/>
+        </w:rPr>
+        <w:t xml:space="preserve"> 2026. </w:t>
+      </w:r>
+    </w:p>
+    <w:p>
+      <w:pPr>
+        <w:spacing w:after="100" w:line="240" w:lineRule="auto"/>
+      </w:pPr>
+      <w:r>
+        <w:rPr>
+          <w:sz w:val="19"/>
+        </w:rPr>
+        <w:t>[10] Lumi Việt Nam (2023), “</w:t>
+      </w:r>
+      <w:proofErr w:type="spellStart"/>
+      <w:r>
+        <w:rPr>
+          <w:sz w:val="19"/>
+        </w:rPr>
+        <w:t>Nâng</w:t>
+      </w:r>
+      <w:proofErr w:type="spellEnd"/>
+      <w:r>
+        <w:rPr>
+          <w:sz w:val="19"/>
+        </w:rPr>
+        <w:t xml:space="preserve"> </w:t>
+      </w:r>
+      <w:proofErr w:type="spellStart"/>
+      <w:r>
+        <w:rPr>
+          <w:sz w:val="19"/>
+        </w:rPr>
+        <w:t>cấp</w:t>
+      </w:r>
+      <w:proofErr w:type="spellEnd"/>
+      <w:r>
+        <w:rPr>
+          <w:sz w:val="19"/>
+        </w:rPr>
+        <w:t xml:space="preserve"> ‘</w:t>
+      </w:r>
+      <w:proofErr w:type="spellStart"/>
+      <w:r>
+        <w:rPr>
+          <w:sz w:val="19"/>
+        </w:rPr>
+        <w:t>bộ</w:t>
+      </w:r>
+      <w:proofErr w:type="spellEnd"/>
+      <w:r>
+        <w:rPr>
+          <w:sz w:val="19"/>
+        </w:rPr>
+        <w:t xml:space="preserve"> </w:t>
+      </w:r>
+      <w:proofErr w:type="spellStart"/>
+      <w:r>
+        <w:rPr>
+          <w:sz w:val="19"/>
+        </w:rPr>
+        <w:t>não</w:t>
+      </w:r>
+      <w:proofErr w:type="spellEnd"/>
+      <w:r>
+        <w:rPr>
+          <w:sz w:val="19"/>
+        </w:rPr>
+        <w:t xml:space="preserve">’ </w:t>
+      </w:r>
+      <w:proofErr w:type="spellStart"/>
+      <w:r>
+        <w:rPr>
+          <w:sz w:val="19"/>
+        </w:rPr>
+        <w:t>cho</w:t>
+      </w:r>
+      <w:proofErr w:type="spellEnd"/>
+      <w:r>
+        <w:rPr>
+          <w:sz w:val="19"/>
+        </w:rPr>
+        <w:t xml:space="preserve"> </w:t>
+      </w:r>
+      <w:proofErr w:type="spellStart"/>
+      <w:r>
+        <w:rPr>
+          <w:sz w:val="19"/>
+        </w:rPr>
+        <w:t>nhà</w:t>
+      </w:r>
+      <w:proofErr w:type="spellEnd"/>
+      <w:r>
+        <w:rPr>
+          <w:sz w:val="19"/>
+        </w:rPr>
+        <w:t xml:space="preserve"> </w:t>
+      </w:r>
+      <w:proofErr w:type="spellStart"/>
+      <w:r>
+        <w:rPr>
+          <w:sz w:val="19"/>
+        </w:rPr>
+        <w:t>thông</w:t>
+      </w:r>
+      <w:proofErr w:type="spellEnd"/>
+      <w:r>
+        <w:rPr>
+          <w:sz w:val="19"/>
+        </w:rPr>
+        <w:t xml:space="preserve"> </w:t>
+      </w:r>
+      <w:proofErr w:type="spellStart"/>
+      <w:r>
+        <w:rPr>
+          <w:sz w:val="19"/>
+        </w:rPr>
+        <w:t>minh</w:t>
+      </w:r>
+      <w:proofErr w:type="spellEnd"/>
+      <w:r>
+        <w:rPr>
+          <w:sz w:val="19"/>
+        </w:rPr>
+        <w:t xml:space="preserve"> – </w:t>
+      </w:r>
+      <w:proofErr w:type="spellStart"/>
+      <w:r>
+        <w:rPr>
+          <w:sz w:val="19"/>
+        </w:rPr>
+        <w:t>Bộ</w:t>
+      </w:r>
+      <w:proofErr w:type="spellEnd"/>
+      <w:r>
+        <w:rPr>
+          <w:sz w:val="19"/>
+        </w:rPr>
+        <w:t xml:space="preserve"> </w:t>
+      </w:r>
+      <w:proofErr w:type="spellStart"/>
+      <w:r>
+        <w:rPr>
+          <w:sz w:val="19"/>
+        </w:rPr>
+        <w:t>điều</w:t>
+      </w:r>
+      <w:proofErr w:type="spellEnd"/>
+      <w:r>
+        <w:rPr>
+          <w:sz w:val="19"/>
+        </w:rPr>
+        <w:t xml:space="preserve"> </w:t>
+      </w:r>
+      <w:proofErr w:type="spellStart"/>
+      <w:r>
+        <w:rPr>
+          <w:sz w:val="19"/>
+        </w:rPr>
+        <w:t>khiển</w:t>
+      </w:r>
+      <w:proofErr w:type="spellEnd"/>
+      <w:r>
+        <w:rPr>
+          <w:sz w:val="19"/>
+        </w:rPr>
+        <w:t xml:space="preserve"> </w:t>
+      </w:r>
+      <w:proofErr w:type="spellStart"/>
+      <w:r>
+        <w:rPr>
+          <w:sz w:val="19"/>
+        </w:rPr>
+        <w:t>trung</w:t>
+      </w:r>
+      <w:proofErr w:type="spellEnd"/>
+      <w:r>
+        <w:rPr>
+          <w:sz w:val="19"/>
+        </w:rPr>
+        <w:t xml:space="preserve"> </w:t>
+      </w:r>
+      <w:proofErr w:type="spellStart"/>
+      <w:r>
+        <w:rPr>
+          <w:sz w:val="19"/>
+        </w:rPr>
+        <w:t>tâm</w:t>
+      </w:r>
+      <w:proofErr w:type="spellEnd"/>
+      <w:r>
+        <w:rPr>
+          <w:sz w:val="19"/>
+        </w:rPr>
+        <w:t xml:space="preserve"> Premium”. </w:t>
       </w:r>
       <w:hyperlink r:id="rId17">
         <w:r>
@@ -41505,14 +41472,99 @@
             <w:color w:val="0563C1"/>
             <w:u w:val="single"/>
           </w:rPr>
-          <w:t>k</w:t>
+          <w:t>kết</w:t>
         </w:r>
+        <w:proofErr w:type="spellEnd"/>
         <w:r>
           <w:rPr>
             <w:color w:val="0563C1"/>
             <w:u w:val="single"/>
           </w:rPr>
-          <w:t>ết</w:t>
+          <w:t>]</w:t>
+        </w:r>
+      </w:hyperlink>
+    </w:p>
+    <w:p>
+      <w:pPr>
+        <w:spacing w:after="100" w:line="240" w:lineRule="auto"/>
+      </w:pPr>
+      <w:r>
+        <w:rPr>
+          <w:sz w:val="19"/>
+        </w:rPr>
+        <w:t>[11] Lumi Việt Nam, “</w:t>
+      </w:r>
+      <w:proofErr w:type="spellStart"/>
+      <w:r>
+        <w:rPr>
+          <w:sz w:val="19"/>
+        </w:rPr>
+        <w:t>Chính</w:t>
+      </w:r>
+      <w:proofErr w:type="spellEnd"/>
+      <w:r>
+        <w:rPr>
+          <w:sz w:val="19"/>
+        </w:rPr>
+        <w:t xml:space="preserve"> </w:t>
+      </w:r>
+      <w:proofErr w:type="spellStart"/>
+      <w:r>
+        <w:rPr>
+          <w:sz w:val="19"/>
+        </w:rPr>
+        <w:t>sách</w:t>
+      </w:r>
+      <w:proofErr w:type="spellEnd"/>
+      <w:r>
+        <w:rPr>
+          <w:sz w:val="19"/>
+        </w:rPr>
+        <w:t xml:space="preserve"> </w:t>
+      </w:r>
+      <w:proofErr w:type="spellStart"/>
+      <w:r>
+        <w:rPr>
+          <w:sz w:val="19"/>
+        </w:rPr>
+        <w:t>bảo</w:t>
+      </w:r>
+      <w:proofErr w:type="spellEnd"/>
+      <w:r>
+        <w:rPr>
+          <w:sz w:val="19"/>
+        </w:rPr>
+        <w:t xml:space="preserve"> </w:t>
+      </w:r>
+      <w:proofErr w:type="spellStart"/>
+      <w:r>
+        <w:rPr>
+          <w:sz w:val="19"/>
+        </w:rPr>
+        <w:t>mật</w:t>
+      </w:r>
+      <w:proofErr w:type="spellEnd"/>
+      <w:r>
+        <w:rPr>
+          <w:sz w:val="19"/>
+        </w:rPr>
+        <w:t xml:space="preserve">”. </w:t>
+      </w:r>
+      <w:hyperlink r:id="rId18">
+        <w:r>
+          <w:rPr>
+            <w:color w:val="0563C1"/>
+            <w:u w:val="single"/>
+          </w:rPr>
+          <w:t xml:space="preserve">[Liên </w:t>
+        </w:r>
+        <w:proofErr w:type="spellStart"/>
+        <w:r>
+          <w:rPr>
+            <w:color w:val="0563C1"/>
+            <w:u w:val="single"/>
+          </w:rPr>
+          <w:t>kết</w:t>
         </w:r>
         <w:proofErr w:type="spellEnd"/>
         <w:r>
@@ -41525,8 +41577,8 @@
       </w:hyperlink>
     </w:p>
     <w:sectPr>
-      <w:footerReference w:type="default" r:id="rId18"/>
-      <w:footerReference w:type="first" r:id="rId19"/>
+      <w:footerReference w:type="default" r:id="rId19"/>
+      <w:footerReference w:type="first" r:id="rId20"/>
       <w:pgSz w:w="11906" w:h="16838"/>
       <w:pgMar w:top="1134" w:right="1134" w:bottom="1020" w:left="1247" w:header="720" w:footer="720" w:gutter="0"/>
       <w:cols w:space="720"/>
@@ -41868,6 +41920,96 @@
       </w:rPr>
     </w:lvl>
   </w:abstractNum>
+  <w:abstractNum w:abstractNumId="9" w15:restartNumberingAfterBreak="0">
+    <w:nsid w:val="2D7234F7"/>
+    <w:multiLevelType w:val="hybridMultilevel"/>
+    <w:tmpl w:val="A510CB04"/>
+    <w:lvl w:ilvl="0" w:tplc="14182004">
+      <w:start w:val="1"/>
+      <w:numFmt w:val="decimal"/>
+      <w:lvlText w:val="%1."/>
+      <w:lvlJc w:val="left"/>
+      <w:pPr>
+        <w:ind w:left="3838" w:hanging="360"/>
+      </w:pPr>
+      <w:rPr>
+        <w:b w:val="0"/>
+        <w:bCs w:val="0"/>
+      </w:rPr>
+    </w:lvl>
+    <w:lvl w:ilvl="1" w:tplc="04090019" w:tentative="1">
+      <w:start w:val="1"/>
+      <w:numFmt w:val="lowerLetter"/>
+      <w:lvlText w:val="%2."/>
+      <w:lvlJc w:val="left"/>
+      <w:pPr>
+        <w:ind w:left="4558" w:hanging="360"/>
+      </w:pPr>
+    </w:lvl>
+    <w:lvl w:ilvl="2" w:tplc="0409001B" w:tentative="1">
+      <w:start w:val="1"/>
+      <w:numFmt w:val="lowerRoman"/>
+      <w:lvlText w:val="%3."/>
+      <w:lvlJc w:val="right"/>
+      <w:pPr>
+        <w:ind w:left="5278" w:hanging="180"/>
+      </w:pPr>
+    </w:lvl>
+    <w:lvl w:ilvl="3" w:tplc="0409000F" w:tentative="1">
+      <w:start w:val="1"/>
+      <w:numFmt w:val="decimal"/>
+      <w:lvlText w:val="%4."/>
+      <w:lvlJc w:val="left"/>
+      <w:pPr>
+        <w:ind w:left="5998" w:hanging="360"/>
+      </w:pPr>
+    </w:lvl>
+    <w:lvl w:ilvl="4" w:tplc="04090019" w:tentative="1">
+      <w:start w:val="1"/>
+      <w:numFmt w:val="lowerLetter"/>
+      <w:lvlText w:val="%5."/>
+      <w:lvlJc w:val="left"/>
+      <w:pPr>
+        <w:ind w:left="6718" w:hanging="360"/>
+      </w:pPr>
+    </w:lvl>
+    <w:lvl w:ilvl="5" w:tplc="0409001B" w:tentative="1">
+      <w:start w:val="1"/>
+      <w:numFmt w:val="lowerRoman"/>
+      <w:lvlText w:val="%6."/>
+      <w:lvlJc w:val="right"/>
+      <w:pPr>
+        <w:ind w:left="7438" w:hanging="180"/>
+      </w:pPr>
+    </w:lvl>
+    <w:lvl w:ilvl="6" w:tplc="0409000F" w:tentative="1">
+      <w:start w:val="1"/>
+      <w:numFmt w:val="decimal"/>
+      <w:lvlText w:val="%7."/>
+      <w:lvlJc w:val="left"/>
+      <w:pPr>
+        <w:ind w:left="8158" w:hanging="360"/>
+      </w:pPr>
+    </w:lvl>
+    <w:lvl w:ilvl="7" w:tplc="04090019" w:tentative="1">
+      <w:start w:val="1"/>
+      <w:numFmt w:val="lowerLetter"/>
+      <w:lvlText w:val="%8."/>
+      <w:lvlJc w:val="left"/>
+      <w:pPr>
+        <w:ind w:left="8878" w:hanging="360"/>
+      </w:pPr>
+    </w:lvl>
+    <w:lvl w:ilvl="8" w:tplc="0409001B" w:tentative="1">
+      <w:start w:val="1"/>
+      <w:numFmt w:val="lowerRoman"/>
+      <w:lvlText w:val="%9."/>
+      <w:lvlJc w:val="right"/>
+      <w:pPr>
+        <w:ind w:left="9598" w:hanging="180"/>
+      </w:pPr>
+    </w:lvl>
+  </w:abstractNum>
   <w:num w:numId="1" w16cid:durableId="1509518318">
     <w:abstractNumId w:val="8"/>
   </w:num>
@@ -41894,6 +42036,9 @@
   </w:num>
   <w:num w:numId="9" w16cid:durableId="1533766285">
     <w:abstractNumId w:val="0"/>
+  </w:num>
+  <w:num w:numId="10" w16cid:durableId="738212391">
+    <w:abstractNumId w:val="9"/>
   </w:num>
 </w:numbering>
 </file>
@@ -53334,6 +53479,41 @@
       <w:sz w:val="18"/>
     </w:rPr>
   </w:style>
+  <w:style w:type="character" w:styleId="Siuktni">
+    <w:name w:val="Hyperlink"/>
+    <w:basedOn w:val="Phngmcinhcuaoanvn"/>
+    <w:uiPriority w:val="99"/>
+    <w:unhideWhenUsed/>
+    <w:rsid w:val="005C2C89"/>
+    <w:rPr>
+      <w:color w:val="0000FF" w:themeColor="hyperlink"/>
+      <w:u w:val="single"/>
+    </w:rPr>
+  </w:style>
+  <w:style w:type="character" w:styleId="cpChagiiquyt">
+    <w:name w:val="Unresolved Mention"/>
+    <w:basedOn w:val="Phngmcinhcuaoanvn"/>
+    <w:uiPriority w:val="99"/>
+    <w:semiHidden/>
+    <w:unhideWhenUsed/>
+    <w:rsid w:val="005C2C89"/>
+    <w:rPr>
+      <w:color w:val="605E5C"/>
+      <w:shd w:val="clear" w:color="auto" w:fill="E1DFDD"/>
+    </w:rPr>
+  </w:style>
+  <w:style w:type="character" w:styleId="FollowedHyperlink">
+    <w:name w:val="FollowedHyperlink"/>
+    <w:basedOn w:val="Phngmcinhcuaoanvn"/>
+    <w:uiPriority w:val="99"/>
+    <w:semiHidden/>
+    <w:unhideWhenUsed/>
+    <w:rsid w:val="005C2C89"/>
+    <w:rPr>
+      <w:color w:val="800080" w:themeColor="followedHyperlink"/>
+      <w:u w:val="single"/>
+    </w:rPr>
+  </w:style>
 </w:styles>
 </file>
 

--- a/docs/Bao_cao_BT01_IoT_Lumi_Smart_Home.docx
+++ b/docs/Bao_cao_BT01_IoT_Lumi_Smart_Home.docx
@@ -3163,7 +3163,21 @@
               <w:rPr>
                 <w:szCs w:val="21"/>
               </w:rPr>
-              <w:t xml:space="preserve">, camera/an </w:t>
+              <w:t>, camera/</w:t>
+            </w:r>
+            <w:proofErr w:type="gramStart"/>
+            <w:r>
+              <w:rPr>
+                <w:szCs w:val="21"/>
+              </w:rPr>
+              <w:t>an</w:t>
+            </w:r>
+            <w:proofErr w:type="gramEnd"/>
+            <w:r>
+              <w:rPr>
+                <w:szCs w:val="21"/>
+              </w:rPr>
+              <w:t xml:space="preserve"> </w:t>
             </w:r>
             <w:proofErr w:type="spellStart"/>
             <w:r>
@@ -8397,12 +8411,21 @@
                 <w:szCs w:val="20"/>
               </w:rPr>
             </w:pPr>
-            <w:r>
-              <w:rPr>
-                <w:sz w:val="20"/>
-                <w:szCs w:val="20"/>
-              </w:rPr>
-              <w:t xml:space="preserve">An </w:t>
+            <w:proofErr w:type="gramStart"/>
+            <w:r>
+              <w:rPr>
+                <w:sz w:val="20"/>
+                <w:szCs w:val="20"/>
+              </w:rPr>
+              <w:t>An</w:t>
+            </w:r>
+            <w:proofErr w:type="gramEnd"/>
+            <w:r>
+              <w:rPr>
+                <w:sz w:val="20"/>
+                <w:szCs w:val="20"/>
+              </w:rPr>
+              <w:t xml:space="preserve"> </w:t>
             </w:r>
             <w:proofErr w:type="spellStart"/>
             <w:r>
@@ -25957,7 +25980,23 @@
                 <w:sz w:val="20"/>
                 <w:szCs w:val="20"/>
               </w:rPr>
-              <w:t xml:space="preserve"> firmware do Lumi </w:t>
+              <w:t xml:space="preserve"> firmware </w:t>
+            </w:r>
+            <w:proofErr w:type="gramStart"/>
+            <w:r>
+              <w:rPr>
+                <w:sz w:val="20"/>
+                <w:szCs w:val="20"/>
+              </w:rPr>
+              <w:t>do</w:t>
+            </w:r>
+            <w:proofErr w:type="gramEnd"/>
+            <w:r>
+              <w:rPr>
+                <w:sz w:val="20"/>
+                <w:szCs w:val="20"/>
+              </w:rPr>
+              <w:t xml:space="preserve"> Lumi </w:t>
             </w:r>
             <w:proofErr w:type="spellStart"/>
             <w:r>
@@ -29895,14 +29934,6 @@
       </w:r>
       <w:proofErr w:type="spellStart"/>
       <w:r>
-        <w:t>được</w:t>
-      </w:r>
-      <w:proofErr w:type="spellEnd"/>
-      <w:r>
-        <w:t xml:space="preserve"> </w:t>
-      </w:r>
-      <w:proofErr w:type="spellStart"/>
-      <w:r>
         <w:t>gán</w:t>
       </w:r>
       <w:proofErr w:type="spellEnd"/>
@@ -30007,9 +30038,9 @@
           <w:noProof/>
         </w:rPr>
         <w:drawing>
-          <wp:inline distT="0" distB="0" distL="0" distR="0" wp14:anchorId="1EDF9A1D" wp14:editId="03280E93">
-            <wp:extent cx="5903999" cy="3523354"/>
-            <wp:effectExtent l="0" t="0" r="0" b="0"/>
+          <wp:inline distT="0" distB="0" distL="0" distR="0" wp14:anchorId="1EDF9A1D" wp14:editId="300E8652">
+            <wp:extent cx="5903372" cy="3177540"/>
+            <wp:effectExtent l="0" t="0" r="2540" b="3810"/>
             <wp:docPr id="1" name="Picture 1"/>
             <wp:cNvGraphicFramePr>
               <a:graphicFrameLocks xmlns:a="http://schemas.openxmlformats.org/drawingml/2006/main" noChangeAspect="1"/>
@@ -30021,20 +30052,29 @@
                     <pic:cNvPr id="0" name="lumi_architecture.png"/>
                     <pic:cNvPicPr/>
                   </pic:nvPicPr>
-                  <pic:blipFill>
+                  <pic:blipFill rotWithShape="1">
                     <a:blip r:embed="rId8"/>
+                    <a:srcRect b="9806"/>
                     <a:stretch>
                       <a:fillRect/>
                     </a:stretch>
                   </pic:blipFill>
-                  <pic:spPr>
+                  <pic:spPr bwMode="auto">
                     <a:xfrm>
                       <a:off x="0" y="0"/>
-                      <a:ext cx="5903999" cy="3523354"/>
+                      <a:ext cx="5903999" cy="3177877"/>
                     </a:xfrm>
                     <a:prstGeom prst="rect">
                       <a:avLst/>
                     </a:prstGeom>
+                    <a:ln>
+                      <a:noFill/>
+                    </a:ln>
+                    <a:extLst>
+                      <a:ext uri="{53640926-AAD7-44D8-BBD7-CCE9431645EC}">
+                        <a14:shadowObscured xmlns:a14="http://schemas.microsoft.com/office/drawing/2010/main"/>
+                      </a:ext>
+                    </a:extLst>
                   </pic:spPr>
                 </pic:pic>
               </a:graphicData>
@@ -33854,12 +33894,21 @@
                 <w:szCs w:val="20"/>
               </w:rPr>
             </w:pPr>
-            <w:r>
-              <w:rPr>
-                <w:sz w:val="20"/>
-                <w:szCs w:val="20"/>
-              </w:rPr>
-              <w:t xml:space="preserve">An </w:t>
+            <w:proofErr w:type="gramStart"/>
+            <w:r>
+              <w:rPr>
+                <w:sz w:val="20"/>
+                <w:szCs w:val="20"/>
+              </w:rPr>
+              <w:t>An</w:t>
+            </w:r>
+            <w:proofErr w:type="gramEnd"/>
+            <w:r>
+              <w:rPr>
+                <w:sz w:val="20"/>
+                <w:szCs w:val="20"/>
+              </w:rPr>
+              <w:t xml:space="preserve"> </w:t>
             </w:r>
             <w:proofErr w:type="spellStart"/>
             <w:r>
@@ -38348,7 +38397,15 @@
       </w:r>
       <w:proofErr w:type="spellEnd"/>
       <w:r>
-        <w:t xml:space="preserve"> rule an </w:t>
+        <w:t xml:space="preserve"> rule </w:t>
+      </w:r>
+      <w:proofErr w:type="gramStart"/>
+      <w:r>
+        <w:t>an</w:t>
+      </w:r>
+      <w:proofErr w:type="gramEnd"/>
+      <w:r>
+        <w:t xml:space="preserve"> </w:t>
       </w:r>
       <w:proofErr w:type="spellStart"/>
       <w:r>
@@ -41207,7 +41264,21 @@
         <w:rPr>
           <w:sz w:val="19"/>
         </w:rPr>
-        <w:t xml:space="preserve"> 4: An </w:t>
+        <w:t xml:space="preserve"> 4: </w:t>
+      </w:r>
+      <w:proofErr w:type="gramStart"/>
+      <w:r>
+        <w:rPr>
+          <w:sz w:val="19"/>
+        </w:rPr>
+        <w:t>An</w:t>
+      </w:r>
+      <w:proofErr w:type="gramEnd"/>
+      <w:r>
+        <w:rPr>
+          <w:sz w:val="19"/>
+        </w:rPr>
+        <w:t xml:space="preserve"> </w:t>
       </w:r>
       <w:proofErr w:type="spellStart"/>
       <w:r>

--- a/docs/Bao_cao_BT01_IoT_Lumi_Smart_Home.docx
+++ b/docs/Bao_cao_BT01_IoT_Lumi_Smart_Home.docx
@@ -2674,10 +2674,10 @@
           <w:noProof/>
         </w:rPr>
         <w:drawing>
-          <wp:inline distT="0" distB="0" distL="0" distR="0" wp14:anchorId="68889500" wp14:editId="10CAB2F7">
-            <wp:extent cx="6048375" cy="4536440"/>
-            <wp:effectExtent l="0" t="0" r="9525" b="0"/>
-            <wp:docPr id="418838032" name="Picture 5"/>
+          <wp:inline distT="0" distB="0" distL="0" distR="0" wp14:anchorId="3CAC43A0" wp14:editId="3CCD1C3B">
+            <wp:extent cx="6048375" cy="4032250"/>
+            <wp:effectExtent l="0" t="0" r="9525" b="6350"/>
+            <wp:docPr id="1605471270" name="Picture 1"/>
             <wp:cNvGraphicFramePr>
               <a:graphicFrameLocks xmlns:a="http://schemas.openxmlformats.org/drawingml/2006/main" noChangeAspect="1"/>
             </wp:cNvGraphicFramePr>
@@ -2685,7 +2685,7 @@
               <a:graphicData uri="http://schemas.openxmlformats.org/drawingml/2006/picture">
                 <pic:pic xmlns:pic="http://schemas.openxmlformats.org/drawingml/2006/picture">
                   <pic:nvPicPr>
-                    <pic:cNvPr id="418838032" name="Picture 418838032"/>
+                    <pic:cNvPr id="1605471270" name="Picture 1605471270"/>
                     <pic:cNvPicPr/>
                   </pic:nvPicPr>
                   <pic:blipFill>
@@ -2697,7 +2697,7 @@
                   <pic:spPr>
                     <a:xfrm>
                       <a:off x="0" y="0"/>
-                      <a:ext cx="6048375" cy="4536440"/>
+                      <a:ext cx="6048375" cy="4032250"/>
                     </a:xfrm>
                     <a:prstGeom prst="rect">
                       <a:avLst/>
@@ -2754,11 +2754,7 @@
     </w:p>
     <w:p>
       <w:r>
-        <w:t xml:space="preserve">HC lưu cấu hình và thực hiện một số logic cục bộ; server/cloud hỗ trợ đồng bộ trạng thái, quản lý tài khoản và truy cập từ xa theo mô tả của Lumi [2], [3]. Cảnh báo từ cảm biến hoặc hệ thống an ninh có thể được đưa tới ứng dụng; một số HC Premium còn hỗ trợ SMS và cuộc gọi </w:t>
-      </w:r>
-      <w:r>
-        <w:lastRenderedPageBreak/>
-        <w:t>[10]. Các nguồn khảo sát không công bố thời gian lưu dữ liệu, cấu trúc cơ sở dữ liệu hoặc cơ chế lưu đệm khi mất mạng nên báo cáo không giả định.</w:t>
+        <w:t>HC lưu cấu hình và thực hiện một số logic cục bộ; server/cloud hỗ trợ đồng bộ trạng thái, quản lý tài khoản và truy cập từ xa theo mô tả của Lumi [2], [3]. Cảnh báo từ cảm biến hoặc hệ thống an ninh có thể được đưa tới ứng dụng; một số HC Premium còn hỗ trợ SMS và cuộc gọi [10]. Các nguồn khảo sát không công bố thời gian lưu dữ liệu, cấu trúc cơ sở dữ liệu hoặc cơ chế lưu đệm khi mất mạng nên báo cáo không giả định.</w:t>
       </w:r>
     </w:p>
     <w:p/>
@@ -3233,22 +3229,6 @@
       <w:r>
         <w:t>Hướng phát triển phù hợp là tăng khả năng tương tác theo chuẩn mở, tăng xử lý cục bộ để giảm phụ thuộc cloud, bổ sung phân tích dữ liệu năng lượng và duy trì bảo mật trong suốt vòng đời thiết bị. Hệ thống cũng có thể tích hợp thêm đo điện năng, cảm biến hiện diện chính xác hơn hoặc điều khiển HVAC theo điều kiện môi trường.</w:t>
       </w:r>
-    </w:p>
-    <w:p>
-      <w:r>
-        <w:t xml:space="preserve">Tổng thể, Lumi Smart Home tại biệt thự Manhattan là một hệ thống IoT đã triển khai thực tế, gồm thiết bị vật lý, cảm biến/cơ cấu chấp hành, Home Controller, kết nối mạng, nền tảng dữ liệu và ứng dụng. Hệ thống thể hiện chu trình cốt lõi: thu thập dữ liệu, xử lý và chuyển kết quả thành </w:t>
-      </w:r>
-      <w:r>
-        <w:lastRenderedPageBreak/>
-        <w:t>hành động. Báo cáo cần tiếp tục tách bạch thông tin do Lumi công bố với phần phân tích hoặc suy luận của nhóm.</w:t>
-      </w:r>
-    </w:p>
-    <w:p>
-      <w:pPr>
-        <w:spacing w:after="200" w:line="276" w:lineRule="auto"/>
-        <w:ind w:firstLine="0"/>
-        <w:jc w:val="left"/>
-      </w:pPr>
       <w:r>
         <w:br w:type="page"/>
       </w:r>
